--- a/Handbook-Correction-Log.docx
+++ b/Handbook-Correction-Log.docx
@@ -162,7 +162,7 @@
         <w:rPr>
           <w:rFonts w:ascii="Arial" w:cs="Arial" w:eastAsia="Arial" w:hAnsi="Arial"/>
         </w:rPr>
-        <w:t xml:space="preserve">This log records every correction made to the Translation Handbook during the expert review carried out before publication. The review was prompted by an error found on the first page of Chapter 1. The whole book was then reviewed, in both languages, for errors of concept and fact, Arabic language and terminology, examples, consistency, repetition, English, neutrality and citations.</w:t>
+        <w:t xml:space="preserve">This log records every correction made to the Translation Handbook during the expert review carried out before publication. The review was prompted by an error found on the first page of Chapter 1. The whole book was then reviewed, in both languages, for errors of concept and fact, Arabic language and terminology, examples, consistency, repetition, English, neutrality and citations. The practice section, answer key and checklists were later removed to shorten the handbook, so the corrections listed for them (Level 1, Answer key, Checklists) no longer apply.</w:t>
       </w:r>
     </w:p>
     <w:p>

--- a/Handbook-Correction-Log.docx
+++ b/Handbook-Correction-Log.docx
@@ -5480,7 +5480,25 @@
                 <w:sz w:val="19"/>
                 <w:szCs w:val="19"/>
               </w:rPr>
-              <w:t xml:space="preserve">The explanation is wrong: _heavy_ becomes the adverbial phrase </w:t>
+              <w:t xml:space="preserve">The explanation is wrong: </w:t>
+            </w:r>
+            <w:r>
+              <w:rPr>
+                <w:rFonts w:ascii="Arial" w:cs="Arial" w:eastAsia="Arial" w:hAnsi="Arial"/>
+                <w:i/>
+                <w:iCs/>
+                <w:sz w:val="19"/>
+                <w:szCs w:val="19"/>
+              </w:rPr>
+              <w:t xml:space="preserve">heavy</w:t>
+            </w:r>
+            <w:r>
+              <w:rPr>
+                <w:rFonts w:ascii="Arial" w:cs="Arial" w:eastAsia="Arial" w:hAnsi="Arial"/>
+                <w:sz w:val="19"/>
+                <w:szCs w:val="19"/>
+              </w:rPr>
+              <w:t xml:space="preserve"> becomes the adverbial phrase </w:t>
             </w:r>
             <w:r>
               <w:rPr>
@@ -5497,7 +5515,25 @@
                 <w:sz w:val="19"/>
                 <w:szCs w:val="19"/>
               </w:rPr>
-              <w:t xml:space="preserve">; it is _smoker_ that becomes a verb.</w:t>
+              <w:t xml:space="preserve">; it is </w:t>
+            </w:r>
+            <w:r>
+              <w:rPr>
+                <w:rFonts w:ascii="Arial" w:cs="Arial" w:eastAsia="Arial" w:hAnsi="Arial"/>
+                <w:i/>
+                <w:iCs/>
+                <w:sz w:val="19"/>
+                <w:szCs w:val="19"/>
+              </w:rPr>
+              <w:t xml:space="preserve">smoker</w:t>
+            </w:r>
+            <w:r>
+              <w:rPr>
+                <w:rFonts w:ascii="Arial" w:cs="Arial" w:eastAsia="Arial" w:hAnsi="Arial"/>
+                <w:sz w:val="19"/>
+                <w:szCs w:val="19"/>
+              </w:rPr>
+              <w:t xml:space="preserve"> that becomes a verb.</w:t>
             </w:r>
           </w:p>
         </w:tc>
@@ -6758,7 +6794,25 @@
                 <w:sz w:val="19"/>
                 <w:szCs w:val="19"/>
               </w:rPr>
-              <w:t xml:space="preserve">The list labels only some examples as related or unrelated, so beginners cannot tell which category _case_ illustrates.</w:t>
+              <w:t xml:space="preserve">The list labels only some examples as related or unrelated, so beginners cannot tell which category </w:t>
+            </w:r>
+            <w:r>
+              <w:rPr>
+                <w:rFonts w:ascii="Arial" w:cs="Arial" w:eastAsia="Arial" w:hAnsi="Arial"/>
+                <w:i/>
+                <w:iCs/>
+                <w:sz w:val="19"/>
+                <w:szCs w:val="19"/>
+              </w:rPr>
+              <w:t xml:space="preserve">case</w:t>
+            </w:r>
+            <w:r>
+              <w:rPr>
+                <w:rFonts w:ascii="Arial" w:cs="Arial" w:eastAsia="Arial" w:hAnsi="Arial"/>
+                <w:sz w:val="19"/>
+                <w:szCs w:val="19"/>
+              </w:rPr>
+              <w:t xml:space="preserve"> illustrates.</w:t>
             </w:r>
           </w:p>
         </w:tc>
@@ -7168,7 +7222,25 @@
                 <w:sz w:val="19"/>
                 <w:szCs w:val="19"/>
               </w:rPr>
-              <w:t xml:space="preserve">An absolute ban contradicts Chapter 10, where the collocation _to play a role_ → </w:t>
+              <w:t xml:space="preserve">An absolute ban contradicts Chapter 10, where the collocation </w:t>
+            </w:r>
+            <w:r>
+              <w:rPr>
+                <w:rFonts w:ascii="Arial" w:cs="Arial" w:eastAsia="Arial" w:hAnsi="Arial"/>
+                <w:i/>
+                <w:iCs/>
+                <w:sz w:val="19"/>
+                <w:szCs w:val="19"/>
+              </w:rPr>
+              <w:t xml:space="preserve">to play a role</w:t>
+            </w:r>
+            <w:r>
+              <w:rPr>
+                <w:rFonts w:ascii="Arial" w:cs="Arial" w:eastAsia="Arial" w:hAnsi="Arial"/>
+                <w:sz w:val="19"/>
+                <w:szCs w:val="19"/>
+              </w:rPr>
+              <w:t xml:space="preserve"> → </w:t>
             </w:r>
             <w:r>
               <w:rPr>
@@ -7560,7 +7632,25 @@
                 <w:sz w:val="19"/>
                 <w:szCs w:val="19"/>
               </w:rPr>
-              <w:t xml:space="preserve">'Never' contradicts Chapter 9 (_think outside the box_ kept formally) and Chapter 11 (shared images translated literally); the Answer key's 'never' in c2b.js needs the same softening.</w:t>
+              <w:t xml:space="preserve">'Never' contradicts Chapter 9 (</w:t>
+            </w:r>
+            <w:r>
+              <w:rPr>
+                <w:rFonts w:ascii="Arial" w:cs="Arial" w:eastAsia="Arial" w:hAnsi="Arial"/>
+                <w:i/>
+                <w:iCs/>
+                <w:sz w:val="19"/>
+                <w:szCs w:val="19"/>
+              </w:rPr>
+              <w:t xml:space="preserve">think outside the box</w:t>
+            </w:r>
+            <w:r>
+              <w:rPr>
+                <w:rFonts w:ascii="Arial" w:cs="Arial" w:eastAsia="Arial" w:hAnsi="Arial"/>
+                <w:sz w:val="19"/>
+                <w:szCs w:val="19"/>
+              </w:rPr>
+              <w:t xml:space="preserve"> kept formally) and Chapter 11 (shared images translated literally); the Answer key's 'never' in c2b.js needs the same softening.</w:t>
             </w:r>
           </w:p>
         </w:tc>
@@ -7970,7 +8060,25 @@
                 <w:sz w:val="19"/>
                 <w:szCs w:val="19"/>
               </w:rPr>
-              <w:t xml:space="preserve">By the chapter's own definitions a plain non-idiomatic rendering is ideational, not functional; the Arabic also dropped the modal _should_.</w:t>
+              <w:t xml:space="preserve">By the chapter's own definitions a plain non-idiomatic rendering is ideational, not functional; the Arabic also dropped the modal </w:t>
+            </w:r>
+            <w:r>
+              <w:rPr>
+                <w:rFonts w:ascii="Arial" w:cs="Arial" w:eastAsia="Arial" w:hAnsi="Arial"/>
+                <w:i/>
+                <w:iCs/>
+                <w:sz w:val="19"/>
+                <w:szCs w:val="19"/>
+              </w:rPr>
+              <w:t xml:space="preserve">should</w:t>
+            </w:r>
+            <w:r>
+              <w:rPr>
+                <w:rFonts w:ascii="Arial" w:cs="Arial" w:eastAsia="Arial" w:hAnsi="Arial"/>
+                <w:sz w:val="19"/>
+                <w:szCs w:val="19"/>
+              </w:rPr>
+              <w:t xml:space="preserve">.</w:t>
             </w:r>
           </w:p>
         </w:tc>
@@ -8104,7 +8212,25 @@
                 <w:sz w:val="19"/>
                 <w:szCs w:val="19"/>
               </w:rPr>
-              <w:t xml:space="preserve"> ('distinguished') loses the superlative meaning of _second to none_, so the ideational version changes the idea instead of keeping it.</w:t>
+              <w:t xml:space="preserve"> ('distinguished') loses the superlative meaning of </w:t>
+            </w:r>
+            <w:r>
+              <w:rPr>
+                <w:rFonts w:ascii="Arial" w:cs="Arial" w:eastAsia="Arial" w:hAnsi="Arial"/>
+                <w:i/>
+                <w:iCs/>
+                <w:sz w:val="19"/>
+                <w:szCs w:val="19"/>
+              </w:rPr>
+              <w:t xml:space="preserve">second to none</w:t>
+            </w:r>
+            <w:r>
+              <w:rPr>
+                <w:rFonts w:ascii="Arial" w:cs="Arial" w:eastAsia="Arial" w:hAnsi="Arial"/>
+                <w:sz w:val="19"/>
+                <w:szCs w:val="19"/>
+              </w:rPr>
+              <w:t xml:space="preserve">, so the ideational version changes the idea instead of keeping it.</w:t>
             </w:r>
           </w:p>
         </w:tc>
@@ -8510,10 +8636,20 @@
             <w:r>
               <w:rPr>
                 <w:rFonts w:ascii="Arial" w:cs="Arial" w:eastAsia="Arial" w:hAnsi="Arial"/>
-                <w:sz w:val="19"/>
-                <w:szCs w:val="19"/>
-              </w:rPr>
-              <w:t xml:space="preserve">_Adaptation_ is a key term of this chapter but is never mentioned in the text.</w:t>
+                <w:i/>
+                <w:iCs/>
+                <w:sz w:val="19"/>
+                <w:szCs w:val="19"/>
+              </w:rPr>
+              <w:t xml:space="preserve">Adaptation</w:t>
+            </w:r>
+            <w:r>
+              <w:rPr>
+                <w:rFonts w:ascii="Arial" w:cs="Arial" w:eastAsia="Arial" w:hAnsi="Arial"/>
+                <w:sz w:val="19"/>
+                <w:szCs w:val="19"/>
+              </w:rPr>
+              <w:t xml:space="preserve"> is a key term of this chapter but is never mentioned in the text.</w:t>
             </w:r>
           </w:p>
         </w:tc>
@@ -9170,10 +9306,20 @@
             <w:r>
               <w:rPr>
                 <w:rFonts w:ascii="Arial" w:cs="Arial" w:eastAsia="Arial" w:hAnsi="Arial"/>
-                <w:sz w:val="19"/>
-                <w:szCs w:val="19"/>
-              </w:rPr>
-              <w:t xml:space="preserve">_She is a moon_ is not natural English, and in Arabic balāgha </w:t>
+                <w:i/>
+                <w:iCs/>
+                <w:sz w:val="19"/>
+                <w:szCs w:val="19"/>
+              </w:rPr>
+              <w:t xml:space="preserve">She is a moon</w:t>
+            </w:r>
+            <w:r>
+              <w:rPr>
+                <w:rFonts w:ascii="Arial" w:cs="Arial" w:eastAsia="Arial" w:hAnsi="Arial"/>
+                <w:sz w:val="19"/>
+                <w:szCs w:val="19"/>
+              </w:rPr>
+              <w:t xml:space="preserve"> is not natural English, and in Arabic balāgha </w:t>
             </w:r>
             <w:r>
               <w:rPr>
@@ -9491,7 +9637,43 @@
                 <w:sz w:val="19"/>
                 <w:szCs w:val="19"/>
               </w:rPr>
-              <w:t xml:space="preserve">In English _see the light_ means 'to understand or be converted'; 'be published' is _see the light of day_, so the example of a shared metaphor is an Arabism. </w:t>
+              <w:t xml:space="preserve">In English </w:t>
+            </w:r>
+            <w:r>
+              <w:rPr>
+                <w:rFonts w:ascii="Arial" w:cs="Arial" w:eastAsia="Arial" w:hAnsi="Arial"/>
+                <w:i/>
+                <w:iCs/>
+                <w:sz w:val="19"/>
+                <w:szCs w:val="19"/>
+              </w:rPr>
+              <w:t xml:space="preserve">see the light</w:t>
+            </w:r>
+            <w:r>
+              <w:rPr>
+                <w:rFonts w:ascii="Arial" w:cs="Arial" w:eastAsia="Arial" w:hAnsi="Arial"/>
+                <w:sz w:val="19"/>
+                <w:szCs w:val="19"/>
+              </w:rPr>
+              <w:t xml:space="preserve"> means 'to understand or be converted'; 'be published' is </w:t>
+            </w:r>
+            <w:r>
+              <w:rPr>
+                <w:rFonts w:ascii="Arial" w:cs="Arial" w:eastAsia="Arial" w:hAnsi="Arial"/>
+                <w:i/>
+                <w:iCs/>
+                <w:sz w:val="19"/>
+                <w:szCs w:val="19"/>
+              </w:rPr>
+              <w:t xml:space="preserve">see the light of day</w:t>
+            </w:r>
+            <w:r>
+              <w:rPr>
+                <w:rFonts w:ascii="Arial" w:cs="Arial" w:eastAsia="Arial" w:hAnsi="Arial"/>
+                <w:sz w:val="19"/>
+                <w:szCs w:val="19"/>
+              </w:rPr>
+              <w:t xml:space="preserve">, so the example of a shared metaphor is an Arabism. </w:t>
             </w:r>
             <w:r>
               <w:rPr>
@@ -9630,10 +9812,38 @@
             <w:r>
               <w:rPr>
                 <w:rFonts w:ascii="Arial" w:cs="Arial" w:eastAsia="Arial" w:hAnsi="Arial"/>
-                <w:sz w:val="19"/>
-                <w:szCs w:val="19"/>
-              </w:rPr>
-              <w:t xml:space="preserve">_My thoughts evaporated_ is not a usual English collocation; _hopes evaporated_ is natural in both languages.</w:t>
+                <w:i/>
+                <w:iCs/>
+                <w:sz w:val="19"/>
+                <w:szCs w:val="19"/>
+              </w:rPr>
+              <w:t xml:space="preserve">My thoughts evaporated</w:t>
+            </w:r>
+            <w:r>
+              <w:rPr>
+                <w:rFonts w:ascii="Arial" w:cs="Arial" w:eastAsia="Arial" w:hAnsi="Arial"/>
+                <w:sz w:val="19"/>
+                <w:szCs w:val="19"/>
+              </w:rPr>
+              <w:t xml:space="preserve"> is not a usual English collocation; </w:t>
+            </w:r>
+            <w:r>
+              <w:rPr>
+                <w:rFonts w:ascii="Arial" w:cs="Arial" w:eastAsia="Arial" w:hAnsi="Arial"/>
+                <w:i/>
+                <w:iCs/>
+                <w:sz w:val="19"/>
+                <w:szCs w:val="19"/>
+              </w:rPr>
+              <w:t xml:space="preserve">hopes evaporated</w:t>
+            </w:r>
+            <w:r>
+              <w:rPr>
+                <w:rFonts w:ascii="Arial" w:cs="Arial" w:eastAsia="Arial" w:hAnsi="Arial"/>
+                <w:sz w:val="19"/>
+                <w:szCs w:val="19"/>
+              </w:rPr>
+              <w:t xml:space="preserve"> is natural in both languages.</w:t>
             </w:r>
           </w:p>
         </w:tc>
@@ -10301,7 +10511,25 @@
                 <w:sz w:val="19"/>
                 <w:szCs w:val="19"/>
               </w:rPr>
-              <w:t xml:space="preserve">The hypothetical snake example contradicts step 1, where the same image is shared; _raise eyebrows_ also means surprise with mild disapproval, which </w:t>
+              <w:t xml:space="preserve">The hypothetical snake example contradicts step 1, where the same image is shared; </w:t>
+            </w:r>
+            <w:r>
+              <w:rPr>
+                <w:rFonts w:ascii="Arial" w:cs="Arial" w:eastAsia="Arial" w:hAnsi="Arial"/>
+                <w:i/>
+                <w:iCs/>
+                <w:sz w:val="19"/>
+                <w:szCs w:val="19"/>
+              </w:rPr>
+              <w:t xml:space="preserve">raise eyebrows</w:t>
+            </w:r>
+            <w:r>
+              <w:rPr>
+                <w:rFonts w:ascii="Arial" w:cs="Arial" w:eastAsia="Arial" w:hAnsi="Arial"/>
+                <w:sz w:val="19"/>
+                <w:szCs w:val="19"/>
+              </w:rPr>
+              <w:t xml:space="preserve"> also means surprise with mild disapproval, which </w:t>
             </w:r>
             <w:r>
               <w:rPr>
@@ -10611,7 +10839,25 @@
                 <w:sz w:val="19"/>
                 <w:szCs w:val="19"/>
               </w:rPr>
-              <w:t xml:space="preserve"> is the established Arabic term for Vinay and Darbelnet's _modulation_; </w:t>
+              <w:t xml:space="preserve"> is the established Arabic term for Vinay and Darbelnet's </w:t>
+            </w:r>
+            <w:r>
+              <w:rPr>
+                <w:rFonts w:ascii="Arial" w:cs="Arial" w:eastAsia="Arial" w:hAnsi="Arial"/>
+                <w:i/>
+                <w:iCs/>
+                <w:sz w:val="19"/>
+                <w:szCs w:val="19"/>
+              </w:rPr>
+              <w:t xml:space="preserve">modulation</w:t>
+            </w:r>
+            <w:r>
+              <w:rPr>
+                <w:rFonts w:ascii="Arial" w:cs="Arial" w:eastAsia="Arial" w:hAnsi="Arial"/>
+                <w:sz w:val="19"/>
+                <w:szCs w:val="19"/>
+              </w:rPr>
+              <w:t xml:space="preserve">; </w:t>
             </w:r>
             <w:r>
               <w:rPr>
@@ -10878,7 +11124,25 @@
                 <w:sz w:val="19"/>
                 <w:szCs w:val="19"/>
               </w:rPr>
-              <w:t xml:space="preserve">The only glossary definition of _Equivalence_ is Chapter 9's general 'match between expressions', which does not fit procedure 6; Adaptation already has a separate '(procedure)' entry, so Equivalence needs one too.</w:t>
+              <w:t xml:space="preserve">The only glossary definition of </w:t>
+            </w:r>
+            <w:r>
+              <w:rPr>
+                <w:rFonts w:ascii="Arial" w:cs="Arial" w:eastAsia="Arial" w:hAnsi="Arial"/>
+                <w:i/>
+                <w:iCs/>
+                <w:sz w:val="19"/>
+                <w:szCs w:val="19"/>
+              </w:rPr>
+              <w:t xml:space="preserve">Equivalence</w:t>
+            </w:r>
+            <w:r>
+              <w:rPr>
+                <w:rFonts w:ascii="Arial" w:cs="Arial" w:eastAsia="Arial" w:hAnsi="Arial"/>
+                <w:sz w:val="19"/>
+                <w:szCs w:val="19"/>
+              </w:rPr>
+              <w:t xml:space="preserve"> is Chapter 9's general 'match between expressions', which does not fit procedure 6; Adaptation already has a separate '(procedure)' entry, so Equivalence needs one too.</w:t>
             </w:r>
           </w:p>
         </w:tc>
@@ -11538,7 +11802,25 @@
                 <w:sz w:val="19"/>
                 <w:szCs w:val="19"/>
               </w:rPr>
-              <w:t xml:space="preserve"> is itself a literal translation of _key word_, so it cannot illustrate that 'literal translation often fails'; the definition also ignores the literal half of the label.</w:t>
+              <w:t xml:space="preserve"> is itself a literal translation of </w:t>
+            </w:r>
+            <w:r>
+              <w:rPr>
+                <w:rFonts w:ascii="Arial" w:cs="Arial" w:eastAsia="Arial" w:hAnsi="Arial"/>
+                <w:i/>
+                <w:iCs/>
+                <w:sz w:val="19"/>
+                <w:szCs w:val="19"/>
+              </w:rPr>
+              <w:t xml:space="preserve">key word</w:t>
+            </w:r>
+            <w:r>
+              <w:rPr>
+                <w:rFonts w:ascii="Arial" w:cs="Arial" w:eastAsia="Arial" w:hAnsi="Arial"/>
+                <w:sz w:val="19"/>
+                <w:szCs w:val="19"/>
+              </w:rPr>
+              <w:t xml:space="preserve">, so it cannot illustrate that 'literal translation often fails'; the definition also ignores the literal half of the label.</w:t>
             </w:r>
           </w:p>
         </w:tc>
@@ -11947,7 +12229,25 @@
                 <w:sz w:val="19"/>
                 <w:szCs w:val="19"/>
               </w:rPr>
-              <w:t xml:space="preserve"> = verbosity) is a sweeping, mildly pejorative generalisation, and the _Fed_ example shows reader knowledge, not Arabic verbosity.</w:t>
+              <w:t xml:space="preserve"> = verbosity) is a sweeping, mildly pejorative generalisation, and the </w:t>
+            </w:r>
+            <w:r>
+              <w:rPr>
+                <w:rFonts w:ascii="Arial" w:cs="Arial" w:eastAsia="Arial" w:hAnsi="Arial"/>
+                <w:i/>
+                <w:iCs/>
+                <w:sz w:val="19"/>
+                <w:szCs w:val="19"/>
+              </w:rPr>
+              <w:t xml:space="preserve">Fed</w:t>
+            </w:r>
+            <w:r>
+              <w:rPr>
+                <w:rFonts w:ascii="Arial" w:cs="Arial" w:eastAsia="Arial" w:hAnsi="Arial"/>
+                <w:sz w:val="19"/>
+                <w:szCs w:val="19"/>
+              </w:rPr>
+              <w:t xml:space="preserve"> example shows reader knowledge, not Arabic verbosity.</w:t>
             </w:r>
           </w:p>
         </w:tc>
@@ -12490,7 +12790,25 @@
                 <w:sz w:val="19"/>
                 <w:szCs w:val="19"/>
               </w:rPr>
-              <w:t xml:space="preserve"> has a ready English equivalent (_charity_) and needs no explanatory translation; the three words are religious terms, not technical ones.</w:t>
+              <w:t xml:space="preserve"> has a ready English equivalent (</w:t>
+            </w:r>
+            <w:r>
+              <w:rPr>
+                <w:rFonts w:ascii="Arial" w:cs="Arial" w:eastAsia="Arial" w:hAnsi="Arial"/>
+                <w:i/>
+                <w:iCs/>
+                <w:sz w:val="19"/>
+                <w:szCs w:val="19"/>
+              </w:rPr>
+              <w:t xml:space="preserve">charity</w:t>
+            </w:r>
+            <w:r>
+              <w:rPr>
+                <w:rFonts w:ascii="Arial" w:cs="Arial" w:eastAsia="Arial" w:hAnsi="Arial"/>
+                <w:sz w:val="19"/>
+                <w:szCs w:val="19"/>
+              </w:rPr>
+              <w:t xml:space="preserve">) and needs no explanatory translation; the three words are religious terms, not technical ones.</w:t>
             </w:r>
           </w:p>
         </w:tc>
@@ -14546,7 +14864,25 @@
                 <w:sz w:val="19"/>
                 <w:szCs w:val="19"/>
               </w:rPr>
-              <w:t xml:space="preserve">The steps present transliteration as obligatory, but descriptive translation is paraphrase and can stand alone, as the chapter’s own _sectioned_ example shows; “dense technical terms” is also unclear.</w:t>
+              <w:t xml:space="preserve">The steps present transliteration as obligatory, but descriptive translation is paraphrase and can stand alone, as the chapter’s own </w:t>
+            </w:r>
+            <w:r>
+              <w:rPr>
+                <w:rFonts w:ascii="Arial" w:cs="Arial" w:eastAsia="Arial" w:hAnsi="Arial"/>
+                <w:i/>
+                <w:iCs/>
+                <w:sz w:val="19"/>
+                <w:szCs w:val="19"/>
+              </w:rPr>
+              <w:t xml:space="preserve">sectioned</w:t>
+            </w:r>
+            <w:r>
+              <w:rPr>
+                <w:rFonts w:ascii="Arial" w:cs="Arial" w:eastAsia="Arial" w:hAnsi="Arial"/>
+                <w:sz w:val="19"/>
+                <w:szCs w:val="19"/>
+              </w:rPr>
+              <w:t xml:space="preserve"> example shows; “dense technical terms” is also unclear.</w:t>
             </w:r>
           </w:p>
         </w:tc>
@@ -15291,7 +15627,25 @@
                 <w:sz w:val="19"/>
                 <w:szCs w:val="19"/>
               </w:rPr>
-              <w:t xml:space="preserve"> for _blog_) is an existing Arabic word given a new sense, not a “completely new word”; neologisms standardly include new senses.</w:t>
+              <w:t xml:space="preserve"> for </w:t>
+            </w:r>
+            <w:r>
+              <w:rPr>
+                <w:rFonts w:ascii="Arial" w:cs="Arial" w:eastAsia="Arial" w:hAnsi="Arial"/>
+                <w:i/>
+                <w:iCs/>
+                <w:sz w:val="19"/>
+                <w:szCs w:val="19"/>
+              </w:rPr>
+              <w:t xml:space="preserve">blog</w:t>
+            </w:r>
+            <w:r>
+              <w:rPr>
+                <w:rFonts w:ascii="Arial" w:cs="Arial" w:eastAsia="Arial" w:hAnsi="Arial"/>
+                <w:sz w:val="19"/>
+                <w:szCs w:val="19"/>
+              </w:rPr>
+              <w:t xml:space="preserve">) is an existing Arabic word given a new sense, not a “completely new word”; neologisms standardly include new senses.</w:t>
             </w:r>
           </w:p>
         </w:tc>
@@ -15718,7 +16072,25 @@
                 <w:sz w:val="19"/>
                 <w:szCs w:val="19"/>
               </w:rPr>
-              <w:t xml:space="preserve"> (“the feast of love”) is not a loan translation of _Valentine’s Day_ (a calque would be </w:t>
+              <w:t xml:space="preserve"> (“the feast of love”) is not a loan translation of </w:t>
+            </w:r>
+            <w:r>
+              <w:rPr>
+                <w:rFonts w:ascii="Arial" w:cs="Arial" w:eastAsia="Arial" w:hAnsi="Arial"/>
+                <w:i/>
+                <w:iCs/>
+                <w:sz w:val="19"/>
+                <w:szCs w:val="19"/>
+              </w:rPr>
+              <w:t xml:space="preserve">Valentine’s Day</w:t>
+            </w:r>
+            <w:r>
+              <w:rPr>
+                <w:rFonts w:ascii="Arial" w:cs="Arial" w:eastAsia="Arial" w:hAnsi="Arial"/>
+                <w:sz w:val="19"/>
+                <w:szCs w:val="19"/>
+              </w:rPr>
+              <w:t xml:space="preserve"> (a calque would be </w:t>
             </w:r>
             <w:r>
               <w:rPr>
@@ -15860,7 +16232,43 @@
                 <w:sz w:val="19"/>
                 <w:szCs w:val="19"/>
               </w:rPr>
-              <w:t xml:space="preserve">The item promises “a short definition” but gives none for _waqf_ or _radio_, and it omits the standard Arabic term </w:t>
+              <w:t xml:space="preserve">The item promises “a short definition” but gives none for </w:t>
+            </w:r>
+            <w:r>
+              <w:rPr>
+                <w:rFonts w:ascii="Arial" w:cs="Arial" w:eastAsia="Arial" w:hAnsi="Arial"/>
+                <w:i/>
+                <w:iCs/>
+                <w:sz w:val="19"/>
+                <w:szCs w:val="19"/>
+              </w:rPr>
+              <w:t xml:space="preserve">waqf</w:t>
+            </w:r>
+            <w:r>
+              <w:rPr>
+                <w:rFonts w:ascii="Arial" w:cs="Arial" w:eastAsia="Arial" w:hAnsi="Arial"/>
+                <w:sz w:val="19"/>
+                <w:szCs w:val="19"/>
+              </w:rPr>
+              <w:t xml:space="preserve"> or </w:t>
+            </w:r>
+            <w:r>
+              <w:rPr>
+                <w:rFonts w:ascii="Arial" w:cs="Arial" w:eastAsia="Arial" w:hAnsi="Arial"/>
+                <w:i/>
+                <w:iCs/>
+                <w:sz w:val="19"/>
+                <w:szCs w:val="19"/>
+              </w:rPr>
+              <w:t xml:space="preserve">radio</w:t>
+            </w:r>
+            <w:r>
+              <w:rPr>
+                <w:rFonts w:ascii="Arial" w:cs="Arial" w:eastAsia="Arial" w:hAnsi="Arial"/>
+                <w:sz w:val="19"/>
+                <w:szCs w:val="19"/>
+              </w:rPr>
+              <w:t xml:space="preserve">, and it omits the standard Arabic term </w:t>
             </w:r>
             <w:r>
               <w:rPr>
@@ -17306,7 +17714,25 @@
                 <w:sz w:val="19"/>
                 <w:szCs w:val="19"/>
               </w:rPr>
-              <w:t xml:space="preserve">In the example, _shall be governed_ states a rule of legal effect rather than an obligation on a party, so “obligation” alone does not fit the example.</w:t>
+              <w:t xml:space="preserve">In the example, </w:t>
+            </w:r>
+            <w:r>
+              <w:rPr>
+                <w:rFonts w:ascii="Arial" w:cs="Arial" w:eastAsia="Arial" w:hAnsi="Arial"/>
+                <w:i/>
+                <w:iCs/>
+                <w:sz w:val="19"/>
+                <w:szCs w:val="19"/>
+              </w:rPr>
+              <w:t xml:space="preserve">shall be governed</w:t>
+            </w:r>
+            <w:r>
+              <w:rPr>
+                <w:rFonts w:ascii="Arial" w:cs="Arial" w:eastAsia="Arial" w:hAnsi="Arial"/>
+                <w:sz w:val="19"/>
+                <w:szCs w:val="19"/>
+              </w:rPr>
+              <w:t xml:space="preserve"> states a rule of legal effect rather than an obligation on a party, so “obligation” alone does not fit the example.</w:t>
             </w:r>
           </w:p>
         </w:tc>
@@ -18056,7 +18482,43 @@
                 <w:sz w:val="19"/>
                 <w:szCs w:val="19"/>
               </w:rPr>
-              <w:t xml:space="preserve">“Regime” is neutral in other senses (_tax regime_, _a training regime_), so the claim needs a context.</w:t>
+              <w:t xml:space="preserve">“Regime” is neutral in other senses (</w:t>
+            </w:r>
+            <w:r>
+              <w:rPr>
+                <w:rFonts w:ascii="Arial" w:cs="Arial" w:eastAsia="Arial" w:hAnsi="Arial"/>
+                <w:i/>
+                <w:iCs/>
+                <w:sz w:val="19"/>
+                <w:szCs w:val="19"/>
+              </w:rPr>
+              <w:t xml:space="preserve">tax regime</w:t>
+            </w:r>
+            <w:r>
+              <w:rPr>
+                <w:rFonts w:ascii="Arial" w:cs="Arial" w:eastAsia="Arial" w:hAnsi="Arial"/>
+                <w:sz w:val="19"/>
+                <w:szCs w:val="19"/>
+              </w:rPr>
+              <w:t xml:space="preserve">, </w:t>
+            </w:r>
+            <w:r>
+              <w:rPr>
+                <w:rFonts w:ascii="Arial" w:cs="Arial" w:eastAsia="Arial" w:hAnsi="Arial"/>
+                <w:i/>
+                <w:iCs/>
+                <w:sz w:val="19"/>
+                <w:szCs w:val="19"/>
+              </w:rPr>
+              <w:t xml:space="preserve">a training regime</w:t>
+            </w:r>
+            <w:r>
+              <w:rPr>
+                <w:rFonts w:ascii="Arial" w:cs="Arial" w:eastAsia="Arial" w:hAnsi="Arial"/>
+                <w:sz w:val="19"/>
+                <w:szCs w:val="19"/>
+              </w:rPr>
+              <w:t xml:space="preserve">), so the claim needs a context.</w:t>
             </w:r>
           </w:p>
         </w:tc>
@@ -18556,7 +19018,25 @@
                 <w:sz w:val="19"/>
                 <w:szCs w:val="19"/>
               </w:rPr>
-              <w:t xml:space="preserve">The cited work (Munir Baalbaki) is English–Arabic only; the Arabic–English _Al-Mawrid_ is by Rohi Baalbaki and is not in the References, so the item misattributes it.</w:t>
+              <w:t xml:space="preserve">The cited work (Munir Baalbaki) is English–Arabic only; the Arabic–English </w:t>
+            </w:r>
+            <w:r>
+              <w:rPr>
+                <w:rFonts w:ascii="Arial" w:cs="Arial" w:eastAsia="Arial" w:hAnsi="Arial"/>
+                <w:i/>
+                <w:iCs/>
+                <w:sz w:val="19"/>
+                <w:szCs w:val="19"/>
+              </w:rPr>
+              <w:t xml:space="preserve">Al-Mawrid</w:t>
+            </w:r>
+            <w:r>
+              <w:rPr>
+                <w:rFonts w:ascii="Arial" w:cs="Arial" w:eastAsia="Arial" w:hAnsi="Arial"/>
+                <w:sz w:val="19"/>
+                <w:szCs w:val="19"/>
+              </w:rPr>
+              <w:t xml:space="preserve"> is by Rohi Baalbaki and is not in the References, so the item misattributes it.</w:t>
             </w:r>
           </w:p>
         </w:tc>
@@ -18806,7 +19286,25 @@
                 <w:sz w:val="19"/>
                 <w:szCs w:val="19"/>
               </w:rPr>
-              <w:t xml:space="preserve">There are several Arabic language academies (Chapter 21 names three); _al-Muʿjam al-Wasīṭ_ is the Cairo academy’s, and “Arabic meanings” does not say it is monolingual (needed for step 2 of the three-check rule). The reference entry should also name Cairo.</w:t>
+              <w:t xml:space="preserve">There are several Arabic language academies (Chapter 21 names three); </w:t>
+            </w:r>
+            <w:r>
+              <w:rPr>
+                <w:rFonts w:ascii="Arial" w:cs="Arial" w:eastAsia="Arial" w:hAnsi="Arial"/>
+                <w:i/>
+                <w:iCs/>
+                <w:sz w:val="19"/>
+                <w:szCs w:val="19"/>
+              </w:rPr>
+              <w:t xml:space="preserve">al-Muʿjam al-Wasīṭ</w:t>
+            </w:r>
+            <w:r>
+              <w:rPr>
+                <w:rFonts w:ascii="Arial" w:cs="Arial" w:eastAsia="Arial" w:hAnsi="Arial"/>
+                <w:sz w:val="19"/>
+                <w:szCs w:val="19"/>
+              </w:rPr>
+              <w:t xml:space="preserve"> is the Cairo academy’s, and “Arabic meanings” does not say it is monolingual (needed for step 2 of the three-check rule). The reference entry should also name Cairo.</w:t>
             </w:r>
           </w:p>
         </w:tc>
@@ -26971,7 +27469,61 @@
                 <w:sz w:val="19"/>
                 <w:szCs w:val="19"/>
               </w:rPr>
-              <w:t xml:space="preserve">The example meant to show the meanings of _have_ contains the verb _takes_, not _have_, so it does not illustrate the point.</w:t>
+              <w:t xml:space="preserve">The example meant to show the meanings of </w:t>
+            </w:r>
+            <w:r>
+              <w:rPr>
+                <w:rFonts w:ascii="Arial" w:cs="Arial" w:eastAsia="Arial" w:hAnsi="Arial"/>
+                <w:i/>
+                <w:iCs/>
+                <w:sz w:val="19"/>
+                <w:szCs w:val="19"/>
+              </w:rPr>
+              <w:t xml:space="preserve">have</w:t>
+            </w:r>
+            <w:r>
+              <w:rPr>
+                <w:rFonts w:ascii="Arial" w:cs="Arial" w:eastAsia="Arial" w:hAnsi="Arial"/>
+                <w:sz w:val="19"/>
+                <w:szCs w:val="19"/>
+              </w:rPr>
+              <w:t xml:space="preserve"> contains the verb </w:t>
+            </w:r>
+            <w:r>
+              <w:rPr>
+                <w:rFonts w:ascii="Arial" w:cs="Arial" w:eastAsia="Arial" w:hAnsi="Arial"/>
+                <w:i/>
+                <w:iCs/>
+                <w:sz w:val="19"/>
+                <w:szCs w:val="19"/>
+              </w:rPr>
+              <w:t xml:space="preserve">takes</w:t>
+            </w:r>
+            <w:r>
+              <w:rPr>
+                <w:rFonts w:ascii="Arial" w:cs="Arial" w:eastAsia="Arial" w:hAnsi="Arial"/>
+                <w:sz w:val="19"/>
+                <w:szCs w:val="19"/>
+              </w:rPr>
+              <w:t xml:space="preserve">, not </w:t>
+            </w:r>
+            <w:r>
+              <w:rPr>
+                <w:rFonts w:ascii="Arial" w:cs="Arial" w:eastAsia="Arial" w:hAnsi="Arial"/>
+                <w:i/>
+                <w:iCs/>
+                <w:sz w:val="19"/>
+                <w:szCs w:val="19"/>
+              </w:rPr>
+              <w:t xml:space="preserve">have</w:t>
+            </w:r>
+            <w:r>
+              <w:rPr>
+                <w:rFonts w:ascii="Arial" w:cs="Arial" w:eastAsia="Arial" w:hAnsi="Arial"/>
+                <w:sz w:val="19"/>
+                <w:szCs w:val="19"/>
+              </w:rPr>
+              <w:t xml:space="preserve">, so it does not illustrate the point.</w:t>
             </w:r>
           </w:p>
         </w:tc>
@@ -27562,10 +28114,38 @@
             <w:r>
               <w:rPr>
                 <w:rFonts w:ascii="Arial" w:cs="Arial" w:eastAsia="Arial" w:hAnsi="Arial"/>
-                <w:sz w:val="19"/>
-                <w:szCs w:val="19"/>
-              </w:rPr>
-              <w:t xml:space="preserve">_Eventually_ and phrases such as _to see the Roman ruins_ are not ‘short words’, so ‘common’ describes the list accurately.</w:t>
+                <w:i/>
+                <w:iCs/>
+                <w:sz w:val="19"/>
+                <w:szCs w:val="19"/>
+              </w:rPr>
+              <w:t xml:space="preserve">Eventually</w:t>
+            </w:r>
+            <w:r>
+              <w:rPr>
+                <w:rFonts w:ascii="Arial" w:cs="Arial" w:eastAsia="Arial" w:hAnsi="Arial"/>
+                <w:sz w:val="19"/>
+                <w:szCs w:val="19"/>
+              </w:rPr>
+              <w:t xml:space="preserve"> and phrases such as </w:t>
+            </w:r>
+            <w:r>
+              <w:rPr>
+                <w:rFonts w:ascii="Arial" w:cs="Arial" w:eastAsia="Arial" w:hAnsi="Arial"/>
+                <w:i/>
+                <w:iCs/>
+                <w:sz w:val="19"/>
+                <w:szCs w:val="19"/>
+              </w:rPr>
+              <w:t xml:space="preserve">to see the Roman ruins</w:t>
+            </w:r>
+            <w:r>
+              <w:rPr>
+                <w:rFonts w:ascii="Arial" w:cs="Arial" w:eastAsia="Arial" w:hAnsi="Arial"/>
+                <w:sz w:val="19"/>
+                <w:szCs w:val="19"/>
+              </w:rPr>
+              <w:t xml:space="preserve"> are not ‘short words’, so ‘common’ describes the list accurately.</w:t>
             </w:r>
           </w:p>
         </w:tc>
@@ -28099,7 +28679,25 @@
                 <w:sz w:val="19"/>
                 <w:szCs w:val="19"/>
               </w:rPr>
-              <w:t xml:space="preserve"> as _very brave_ (an intensified single idea), not by keeping one of the two words.</w:t>
+              <w:t xml:space="preserve"> as </w:t>
+            </w:r>
+            <w:r>
+              <w:rPr>
+                <w:rFonts w:ascii="Arial" w:cs="Arial" w:eastAsia="Arial" w:hAnsi="Arial"/>
+                <w:i/>
+                <w:iCs/>
+                <w:sz w:val="19"/>
+                <w:szCs w:val="19"/>
+              </w:rPr>
+              <w:t xml:space="preserve">very brave</w:t>
+            </w:r>
+            <w:r>
+              <w:rPr>
+                <w:rFonts w:ascii="Arial" w:cs="Arial" w:eastAsia="Arial" w:hAnsi="Arial"/>
+                <w:sz w:val="19"/>
+                <w:szCs w:val="19"/>
+              </w:rPr>
+              <w:t xml:space="preserve"> (an intensified single idea), not by keeping one of the two words.</w:t>
             </w:r>
           </w:p>
         </w:tc>
@@ -29167,7 +29765,25 @@
                 <w:sz w:val="19"/>
                 <w:szCs w:val="19"/>
               </w:rPr>
-              <w:t xml:space="preserve">Many idioms allow some variation (_a real piece of cake_; Baker, 2018, speaks of little or no variation), so ‘usually’ is more accurate.</w:t>
+              <w:t xml:space="preserve">Many idioms allow some variation (</w:t>
+            </w:r>
+            <w:r>
+              <w:rPr>
+                <w:rFonts w:ascii="Arial" w:cs="Arial" w:eastAsia="Arial" w:hAnsi="Arial"/>
+                <w:i/>
+                <w:iCs/>
+                <w:sz w:val="19"/>
+                <w:szCs w:val="19"/>
+              </w:rPr>
+              <w:t xml:space="preserve">a real piece of cake</w:t>
+            </w:r>
+            <w:r>
+              <w:rPr>
+                <w:rFonts w:ascii="Arial" w:cs="Arial" w:eastAsia="Arial" w:hAnsi="Arial"/>
+                <w:sz w:val="19"/>
+                <w:szCs w:val="19"/>
+              </w:rPr>
+              <w:t xml:space="preserve">; Baker, 2018, speaks of little or no variation), so ‘usually’ is more accurate.</w:t>
             </w:r>
           </w:p>
         </w:tc>
@@ -29551,7 +30167,43 @@
                 <w:sz w:val="19"/>
                 <w:szCs w:val="19"/>
               </w:rPr>
-              <w:t xml:space="preserve"> means ‘get ready to work hard’, which matches _roll up one’s sleeves_, whereas _pull one’s socks up_ means ‘improve one’s effort or behaviour’ (settles the writers’ note).</w:t>
+              <w:t xml:space="preserve"> means ‘get ready to work hard’, which matches </w:t>
+            </w:r>
+            <w:r>
+              <w:rPr>
+                <w:rFonts w:ascii="Arial" w:cs="Arial" w:eastAsia="Arial" w:hAnsi="Arial"/>
+                <w:i/>
+                <w:iCs/>
+                <w:sz w:val="19"/>
+                <w:szCs w:val="19"/>
+              </w:rPr>
+              <w:t xml:space="preserve">roll up one’s sleeves</w:t>
+            </w:r>
+            <w:r>
+              <w:rPr>
+                <w:rFonts w:ascii="Arial" w:cs="Arial" w:eastAsia="Arial" w:hAnsi="Arial"/>
+                <w:sz w:val="19"/>
+                <w:szCs w:val="19"/>
+              </w:rPr>
+              <w:t xml:space="preserve">, whereas </w:t>
+            </w:r>
+            <w:r>
+              <w:rPr>
+                <w:rFonts w:ascii="Arial" w:cs="Arial" w:eastAsia="Arial" w:hAnsi="Arial"/>
+                <w:i/>
+                <w:iCs/>
+                <w:sz w:val="19"/>
+                <w:szCs w:val="19"/>
+              </w:rPr>
+              <w:t xml:space="preserve">pull one’s socks up</w:t>
+            </w:r>
+            <w:r>
+              <w:rPr>
+                <w:rFonts w:ascii="Arial" w:cs="Arial" w:eastAsia="Arial" w:hAnsi="Arial"/>
+                <w:sz w:val="19"/>
+                <w:szCs w:val="19"/>
+              </w:rPr>
+              <w:t xml:space="preserve"> means ‘improve one’s effort or behaviour’ (settles the writers’ note).</w:t>
             </w:r>
           </w:p>
         </w:tc>
@@ -31172,7 +31824,25 @@
                 <w:sz w:val="19"/>
                 <w:szCs w:val="19"/>
               </w:rPr>
-              <w:t xml:space="preserve">, which is not in _at the Sheraton_; the analysis should show it, and the added word is an addition, not part of the borrowing (settles the writer's note).</w:t>
+              <w:t xml:space="preserve">, which is not in </w:t>
+            </w:r>
+            <w:r>
+              <w:rPr>
+                <w:rFonts w:ascii="Arial" w:cs="Arial" w:eastAsia="Arial" w:hAnsi="Arial"/>
+                <w:i/>
+                <w:iCs/>
+                <w:sz w:val="19"/>
+                <w:szCs w:val="19"/>
+              </w:rPr>
+              <w:t xml:space="preserve">at the Sheraton</w:t>
+            </w:r>
+            <w:r>
+              <w:rPr>
+                <w:rFonts w:ascii="Arial" w:cs="Arial" w:eastAsia="Arial" w:hAnsi="Arial"/>
+                <w:sz w:val="19"/>
+                <w:szCs w:val="19"/>
+              </w:rPr>
+              <w:t xml:space="preserve">; the analysis should show it, and the added word is an addition, not part of the borrowing (settles the writer's note).</w:t>
             </w:r>
           </w:p>
         </w:tc>
@@ -31970,10 +32640,38 @@
             <w:r>
               <w:rPr>
                 <w:rFonts w:ascii="Arial" w:cs="Arial" w:eastAsia="Arial" w:hAnsi="Arial"/>
-                <w:sz w:val="19"/>
-                <w:szCs w:val="19"/>
-              </w:rPr>
-              <w:t xml:space="preserve">_algebra_ and _algorithm_ entered English through medieval Latin, not through a translator's loan-word-plus-explanation strategy, so 'this way' is factually wrong.</w:t>
+                <w:i/>
+                <w:iCs/>
+                <w:sz w:val="19"/>
+                <w:szCs w:val="19"/>
+              </w:rPr>
+              <w:t xml:space="preserve">algebra</w:t>
+            </w:r>
+            <w:r>
+              <w:rPr>
+                <w:rFonts w:ascii="Arial" w:cs="Arial" w:eastAsia="Arial" w:hAnsi="Arial"/>
+                <w:sz w:val="19"/>
+                <w:szCs w:val="19"/>
+              </w:rPr>
+              <w:t xml:space="preserve"> and </w:t>
+            </w:r>
+            <w:r>
+              <w:rPr>
+                <w:rFonts w:ascii="Arial" w:cs="Arial" w:eastAsia="Arial" w:hAnsi="Arial"/>
+                <w:i/>
+                <w:iCs/>
+                <w:sz w:val="19"/>
+                <w:szCs w:val="19"/>
+              </w:rPr>
+              <w:t xml:space="preserve">algorithm</w:t>
+            </w:r>
+            <w:r>
+              <w:rPr>
+                <w:rFonts w:ascii="Arial" w:cs="Arial" w:eastAsia="Arial" w:hAnsi="Arial"/>
+                <w:sz w:val="19"/>
+                <w:szCs w:val="19"/>
+              </w:rPr>
+              <w:t xml:space="preserve"> entered English through medieval Latin, not through a translator's loan-word-plus-explanation strategy, so 'this way' is factually wrong.</w:t>
             </w:r>
           </w:p>
         </w:tc>
@@ -40038,10 +40736,20 @@
             <w:r>
               <w:rPr>
                 <w:rFonts w:ascii="Arial" w:cs="Arial" w:eastAsia="Arial" w:hAnsi="Arial"/>
-                <w:sz w:val="19"/>
-                <w:szCs w:val="19"/>
-              </w:rPr>
-              <w:t xml:space="preserve">_not impossible_ is a hedge ('possible, though hard'); </w:t>
+                <w:i/>
+                <w:iCs/>
+                <w:sz w:val="19"/>
+                <w:szCs w:val="19"/>
+              </w:rPr>
+              <w:t xml:space="preserve">not impossible</w:t>
+            </w:r>
+            <w:r>
+              <w:rPr>
+                <w:rFonts w:ascii="Arial" w:cs="Arial" w:eastAsia="Arial" w:hAnsi="Arial"/>
+                <w:sz w:val="19"/>
+                <w:szCs w:val="19"/>
+              </w:rPr>
+              <w:t xml:space="preserve"> is a hedge ('possible, though hard'); </w:t>
             </w:r>
             <w:r>
               <w:rPr>
@@ -40205,7 +40913,25 @@
                 <w:sz w:val="19"/>
                 <w:szCs w:val="19"/>
               </w:rPr>
-              <w:t xml:space="preserve">The sentence implies that the academies, UNTERM or Arabterm record _cancel culture_ → </w:t>
+              <w:t xml:space="preserve">The sentence implies that the academies, UNTERM or Arabterm record </w:t>
+            </w:r>
+            <w:r>
+              <w:rPr>
+                <w:rFonts w:ascii="Arial" w:cs="Arial" w:eastAsia="Arial" w:hAnsi="Arial"/>
+                <w:i/>
+                <w:iCs/>
+                <w:sz w:val="19"/>
+                <w:szCs w:val="19"/>
+              </w:rPr>
+              <w:t xml:space="preserve">cancel culture</w:t>
+            </w:r>
+            <w:r>
+              <w:rPr>
+                <w:rFonts w:ascii="Arial" w:cs="Arial" w:eastAsia="Arial" w:hAnsi="Arial"/>
+                <w:sz w:val="19"/>
+                <w:szCs w:val="19"/>
+              </w:rPr>
+              <w:t xml:space="preserve"> → </w:t>
             </w:r>
             <w:r>
               <w:rPr>
@@ -41474,7 +42200,25 @@
                 <w:sz w:val="19"/>
                 <w:szCs w:val="19"/>
               </w:rPr>
-              <w:t xml:space="preserve">The 2nd edition names an editor (Colin McIntosh, with Ben Francis and Richard Poole), and APA 7 puts the editor first: McIntosh, C. (Ed.). (2009). _Oxford collocations dictionary for students of English_ (2nd ed.). Oxford University Press. The in-text form would change to McIntosh (2009)</w:t>
+              <w:t xml:space="preserve">The 2nd edition names an editor (Colin McIntosh, with Ben Francis and Richard Poole), and APA 7 puts the editor first: McIntosh, C. (Ed.). (2009). </w:t>
+            </w:r>
+            <w:r>
+              <w:rPr>
+                <w:rFonts w:ascii="Arial" w:cs="Arial" w:eastAsia="Arial" w:hAnsi="Arial"/>
+                <w:i/>
+                <w:iCs/>
+                <w:sz w:val="19"/>
+                <w:szCs w:val="19"/>
+              </w:rPr>
+              <w:t xml:space="preserve">Oxford collocations dictionary for students of English</w:t>
+            </w:r>
+            <w:r>
+              <w:rPr>
+                <w:rFonts w:ascii="Arial" w:cs="Arial" w:eastAsia="Arial" w:hAnsi="Arial"/>
+                <w:sz w:val="19"/>
+                <w:szCs w:val="19"/>
+              </w:rPr>
+              <w:t xml:space="preserve"> (2nd ed.). Oxford University Press. The in-text form would change to McIntosh (2009)</w:t>
             </w:r>
           </w:p>
         </w:tc>

--- a/Handbook-Correction-Log.docx
+++ b/Handbook-Correction-Log.docx
@@ -2198,7 +2198,7 @@
                 <w:sz w:val="19"/>
                 <w:szCs w:val="19"/>
               </w:rPr>
-              <w:t xml:space="preserve">“must” is too absolute: Chapter 13 presents foreignisation, which deliberately keeps a foreign flavour, as a legitimate choice.</w:t>
+              <w:t xml:space="preserve">“must” is too absolute: Chapter 14 presents foreignisation, which deliberately keeps a foreign flavour, as a legitimate choice.</w:t>
             </w:r>
           </w:p>
         </w:tc>
@@ -2323,7 +2323,7 @@
                 <w:sz w:val="19"/>
                 <w:szCs w:val="19"/>
               </w:rPr>
-              <w:t xml:space="preserve">“Prose” includes literary prose (novels, stories), which is not stricter than poetry; the contrast that holds is between informative texts and poetry, and Chapter 4 itself notes that poetic form is part of the message.</w:t>
+              <w:t xml:space="preserve">“Prose” includes literary prose (novels, stories), which is not stricter than poetry; the contrast that holds is between informative texts and poetry, and Chapter 5 itself notes that poetic form is part of the message.</w:t>
             </w:r>
           </w:p>
         </w:tc>
@@ -2483,7 +2483,7 @@
                 <w:sz w:val="19"/>
                 <w:szCs w:val="19"/>
               </w:rPr>
-              <w:t xml:space="preserve">Chapter 3</w:t>
+              <w:t xml:space="preserve">Chapter 4</w:t>
             </w:r>
           </w:p>
         </w:tc>
@@ -2608,7 +2608,7 @@
                 <w:sz w:val="19"/>
                 <w:szCs w:val="19"/>
               </w:rPr>
-              <w:t xml:space="preserve">Chapter 3</w:t>
+              <w:t xml:space="preserve">Chapter 4</w:t>
             </w:r>
           </w:p>
         </w:tc>
@@ -2733,7 +2733,7 @@
                 <w:sz w:val="19"/>
                 <w:szCs w:val="19"/>
               </w:rPr>
-              <w:t xml:space="preserve">Chapter 3</w:t>
+              <w:t xml:space="preserve">Chapter 4</w:t>
             </w:r>
           </w:p>
         </w:tc>
@@ -2867,7 +2867,7 @@
                 <w:sz w:val="19"/>
                 <w:szCs w:val="19"/>
               </w:rPr>
-              <w:t xml:space="preserve">Chapter 3</w:t>
+              <w:t xml:space="preserve">Chapter 4</w:t>
             </w:r>
           </w:p>
         </w:tc>
@@ -2992,7 +2992,7 @@
                 <w:sz w:val="19"/>
                 <w:szCs w:val="19"/>
               </w:rPr>
-              <w:t xml:space="preserve">Chapter 3</w:t>
+              <w:t xml:space="preserve">Chapter 4</w:t>
             </w:r>
           </w:p>
         </w:tc>
@@ -3117,7 +3117,7 @@
                 <w:sz w:val="19"/>
                 <w:szCs w:val="19"/>
               </w:rPr>
-              <w:t xml:space="preserve">Chapter 3</w:t>
+              <w:t xml:space="preserve">Chapter 4</w:t>
             </w:r>
           </w:p>
         </w:tc>
@@ -3259,7 +3259,7 @@
                 <w:sz w:val="19"/>
                 <w:szCs w:val="19"/>
               </w:rPr>
-              <w:t xml:space="preserve">Chapter 3</w:t>
+              <w:t xml:space="preserve">Chapter 4</w:t>
             </w:r>
           </w:p>
         </w:tc>
@@ -3384,7 +3384,7 @@
                 <w:sz w:val="19"/>
                 <w:szCs w:val="19"/>
               </w:rPr>
-              <w:t xml:space="preserve">Chapter 3</w:t>
+              <w:t xml:space="preserve">Chapter 4</w:t>
             </w:r>
           </w:p>
         </w:tc>
@@ -3526,7 +3526,7 @@
                 <w:sz w:val="19"/>
                 <w:szCs w:val="19"/>
               </w:rPr>
-              <w:t xml:space="preserve">Chapter 3</w:t>
+              <w:t xml:space="preserve">Chapter 4</w:t>
             </w:r>
           </w:p>
         </w:tc>
@@ -3685,7 +3685,7 @@
                 <w:sz w:val="19"/>
                 <w:szCs w:val="19"/>
               </w:rPr>
-              <w:t xml:space="preserve">Chapter 3</w:t>
+              <w:t xml:space="preserve">Chapter 4</w:t>
             </w:r>
           </w:p>
         </w:tc>
@@ -3810,7 +3810,7 @@
                 <w:sz w:val="19"/>
                 <w:szCs w:val="19"/>
               </w:rPr>
-              <w:t xml:space="preserve">Chapter 3</w:t>
+              <w:t xml:space="preserve">Chapter 4</w:t>
             </w:r>
           </w:p>
         </w:tc>
@@ -3944,7 +3944,7 @@
                 <w:sz w:val="19"/>
                 <w:szCs w:val="19"/>
               </w:rPr>
-              <w:t xml:space="preserve">Chapter 3</w:t>
+              <w:t xml:space="preserve">Chapter 4</w:t>
             </w:r>
           </w:p>
         </w:tc>
@@ -4086,7 +4086,7 @@
                 <w:sz w:val="19"/>
                 <w:szCs w:val="19"/>
               </w:rPr>
-              <w:t xml:space="preserve">Chapter 3</w:t>
+              <w:t xml:space="preserve">Chapter 4</w:t>
             </w:r>
           </w:p>
         </w:tc>
@@ -4262,7 +4262,7 @@
                 <w:sz w:val="19"/>
                 <w:szCs w:val="19"/>
               </w:rPr>
-              <w:t xml:space="preserve">Chapter 3</w:t>
+              <w:t xml:space="preserve">Chapter 4</w:t>
             </w:r>
           </w:p>
         </w:tc>
@@ -4387,7 +4387,7 @@
                 <w:sz w:val="19"/>
                 <w:szCs w:val="19"/>
               </w:rPr>
-              <w:t xml:space="preserve">Chapter 3</w:t>
+              <w:t xml:space="preserve">Chapter 4</w:t>
             </w:r>
           </w:p>
         </w:tc>
@@ -4521,7 +4521,7 @@
                 <w:sz w:val="19"/>
                 <w:szCs w:val="19"/>
               </w:rPr>
-              <w:t xml:space="preserve">Chapter 3</w:t>
+              <w:t xml:space="preserve">Chapter 4</w:t>
             </w:r>
           </w:p>
         </w:tc>
@@ -4646,7 +4646,7 @@
                 <w:sz w:val="19"/>
                 <w:szCs w:val="19"/>
               </w:rPr>
-              <w:t xml:space="preserve">Chapter 3</w:t>
+              <w:t xml:space="preserve">Chapter 4</w:t>
             </w:r>
           </w:p>
         </w:tc>
@@ -4771,7 +4771,7 @@
                 <w:sz w:val="19"/>
                 <w:szCs w:val="19"/>
               </w:rPr>
-              <w:t xml:space="preserve">Chapter 3</w:t>
+              <w:t xml:space="preserve">Chapter 4</w:t>
             </w:r>
           </w:p>
         </w:tc>
@@ -4896,7 +4896,7 @@
                 <w:sz w:val="19"/>
                 <w:szCs w:val="19"/>
               </w:rPr>
-              <w:t xml:space="preserve">Chapter 4</w:t>
+              <w:t xml:space="preserve">Chapter 5</w:t>
             </w:r>
           </w:p>
         </w:tc>
@@ -5089,7 +5089,7 @@
                 <w:sz w:val="19"/>
                 <w:szCs w:val="19"/>
               </w:rPr>
-              <w:t xml:space="preserve">Chapter 4</w:t>
+              <w:t xml:space="preserve">Chapter 5</w:t>
             </w:r>
           </w:p>
         </w:tc>
@@ -5231,7 +5231,7 @@
                 <w:sz w:val="19"/>
                 <w:szCs w:val="19"/>
               </w:rPr>
-              <w:t xml:space="preserve">Chapter 4</w:t>
+              <w:t xml:space="preserve">Chapter 5</w:t>
             </w:r>
           </w:p>
         </w:tc>
@@ -5390,7 +5390,7 @@
                 <w:sz w:val="19"/>
                 <w:szCs w:val="19"/>
               </w:rPr>
-              <w:t xml:space="preserve">Chapter 4</w:t>
+              <w:t xml:space="preserve">Chapter 5</w:t>
             </w:r>
           </w:p>
         </w:tc>
@@ -5568,7 +5568,7 @@
                 <w:sz w:val="19"/>
                 <w:szCs w:val="19"/>
               </w:rPr>
-              <w:t xml:space="preserve">Chapter 5</w:t>
+              <w:t xml:space="preserve">Chapter 6</w:t>
             </w:r>
           </w:p>
         </w:tc>
@@ -5744,7 +5744,7 @@
                 <w:sz w:val="19"/>
                 <w:szCs w:val="19"/>
               </w:rPr>
-              <w:t xml:space="preserve">Chapter 5</w:t>
+              <w:t xml:space="preserve">Chapter 6</w:t>
             </w:r>
           </w:p>
         </w:tc>
@@ -5869,7 +5869,7 @@
                 <w:sz w:val="19"/>
                 <w:szCs w:val="19"/>
               </w:rPr>
-              <w:t xml:space="preserve">Chapter 5</w:t>
+              <w:t xml:space="preserve">Chapter 6</w:t>
             </w:r>
           </w:p>
         </w:tc>
@@ -5994,7 +5994,7 @@
                 <w:sz w:val="19"/>
                 <w:szCs w:val="19"/>
               </w:rPr>
-              <w:t xml:space="preserve">Chapter 5</w:t>
+              <w:t xml:space="preserve">Chapter 6</w:t>
             </w:r>
           </w:p>
         </w:tc>
@@ -6119,7 +6119,7 @@
                 <w:sz w:val="19"/>
                 <w:szCs w:val="19"/>
               </w:rPr>
-              <w:t xml:space="preserve">Chapter 6</w:t>
+              <w:t xml:space="preserve">Chapter 7</w:t>
             </w:r>
           </w:p>
         </w:tc>
@@ -6244,7 +6244,7 @@
                 <w:sz w:val="19"/>
                 <w:szCs w:val="19"/>
               </w:rPr>
-              <w:t xml:space="preserve">Chapter 6</w:t>
+              <w:t xml:space="preserve">Chapter 7</w:t>
             </w:r>
           </w:p>
         </w:tc>
@@ -6403,7 +6403,7 @@
                 <w:sz w:val="19"/>
                 <w:szCs w:val="19"/>
               </w:rPr>
-              <w:t xml:space="preserve">Chapter 6</w:t>
+              <w:t xml:space="preserve">Chapter 7</w:t>
             </w:r>
           </w:p>
         </w:tc>
@@ -6579,7 +6579,7 @@
                 <w:sz w:val="19"/>
                 <w:szCs w:val="19"/>
               </w:rPr>
-              <w:t xml:space="preserve">Chapter 6</w:t>
+              <w:t xml:space="preserve">Chapter 7</w:t>
             </w:r>
           </w:p>
         </w:tc>
@@ -6704,7 +6704,7 @@
                 <w:sz w:val="19"/>
                 <w:szCs w:val="19"/>
               </w:rPr>
-              <w:t xml:space="preserve">Chapter 6</w:t>
+              <w:t xml:space="preserve">Chapter 7</w:t>
             </w:r>
           </w:p>
         </w:tc>
@@ -6847,7 +6847,7 @@
                 <w:sz w:val="19"/>
                 <w:szCs w:val="19"/>
               </w:rPr>
-              <w:t xml:space="preserve">Chapter 6</w:t>
+              <w:t xml:space="preserve">Chapter 7</w:t>
             </w:r>
           </w:p>
         </w:tc>
@@ -6998,7 +6998,7 @@
                 <w:sz w:val="19"/>
                 <w:szCs w:val="19"/>
               </w:rPr>
-              <w:t xml:space="preserve">Chapter 7; Answer key</w:t>
+              <w:t xml:space="preserve">Chapter 8; Answer key</w:t>
             </w:r>
           </w:p>
         </w:tc>
@@ -7132,7 +7132,7 @@
                 <w:sz w:val="19"/>
                 <w:szCs w:val="19"/>
               </w:rPr>
-              <w:t xml:space="preserve">Chapter 7</w:t>
+              <w:t xml:space="preserve">Chapter 8</w:t>
             </w:r>
           </w:p>
         </w:tc>
@@ -7222,7 +7222,7 @@
                 <w:sz w:val="19"/>
                 <w:szCs w:val="19"/>
               </w:rPr>
-              <w:t xml:space="preserve">An absolute ban contradicts Chapter 10, where the collocation </w:t>
+              <w:t xml:space="preserve">An absolute ban contradicts Chapter 11, where the collocation </w:t>
             </w:r>
             <w:r>
               <w:rPr>
@@ -7292,7 +7292,7 @@
                 <w:sz w:val="19"/>
                 <w:szCs w:val="19"/>
               </w:rPr>
-              <w:t xml:space="preserve">Chapter 7</w:t>
+              <w:t xml:space="preserve">Chapter 8</w:t>
             </w:r>
           </w:p>
         </w:tc>
@@ -7417,7 +7417,7 @@
                 <w:sz w:val="19"/>
                 <w:szCs w:val="19"/>
               </w:rPr>
-              <w:t xml:space="preserve">Chapter 8</w:t>
+              <w:t xml:space="preserve">Chapter 9</w:t>
             </w:r>
           </w:p>
         </w:tc>
@@ -7507,7 +7507,7 @@
                 <w:sz w:val="19"/>
                 <w:szCs w:val="19"/>
               </w:rPr>
-              <w:t xml:space="preserve">Some idioms are shared and can be kept (Baker's 'similar meaning and form'; Chapters 9 and 11), and Baker ranks a matching idiom before paraphrase, so the order is reversed.</w:t>
+              <w:t xml:space="preserve">Some idioms are shared and can be kept (Baker's 'similar meaning and form'; Chapters 10 and 12), and Baker ranks a matching idiom before paraphrase, so the order is reversed.</w:t>
             </w:r>
           </w:p>
         </w:tc>
@@ -7542,7 +7542,7 @@
                 <w:sz w:val="19"/>
                 <w:szCs w:val="19"/>
               </w:rPr>
-              <w:t xml:space="preserve">Chapter 8</w:t>
+              <w:t xml:space="preserve">Chapter 9</w:t>
             </w:r>
           </w:p>
         </w:tc>
@@ -7632,7 +7632,7 @@
                 <w:sz w:val="19"/>
                 <w:szCs w:val="19"/>
               </w:rPr>
-              <w:t xml:space="preserve">'Never' contradicts Chapter 9 (</w:t>
+              <w:t xml:space="preserve">'Never' contradicts Chapter 10 (</w:t>
             </w:r>
             <w:r>
               <w:rPr>
@@ -7650,7 +7650,7 @@
                 <w:sz w:val="19"/>
                 <w:szCs w:val="19"/>
               </w:rPr>
-              <w:t xml:space="preserve"> kept formally) and Chapter 11 (shared images translated literally); the Answer key's 'never' in c2b.js needs the same softening.</w:t>
+              <w:t xml:space="preserve"> kept formally) and Chapter 12 (shared images translated literally); the Answer key's 'never' in c2b.js needs the same softening.</w:t>
             </w:r>
           </w:p>
         </w:tc>
@@ -7685,7 +7685,7 @@
                 <w:sz w:val="19"/>
                 <w:szCs w:val="19"/>
               </w:rPr>
-              <w:t xml:space="preserve">Chapter 8</w:t>
+              <w:t xml:space="preserve">Chapter 9</w:t>
             </w:r>
           </w:p>
         </w:tc>
@@ -7784,7 +7784,7 @@
                 <w:sz w:val="19"/>
                 <w:szCs w:val="19"/>
               </w:rPr>
-              <w:t xml:space="preserve"> usually means biscuits or festive cookies, not a slice of a cake; Chapter 3 already uses </w:t>
+              <w:t xml:space="preserve"> usually means biscuits or festive cookies, not a slice of a cake; Chapter 4 already uses </w:t>
             </w:r>
             <w:r>
               <w:rPr>
@@ -7836,7 +7836,7 @@
                 <w:sz w:val="19"/>
                 <w:szCs w:val="19"/>
               </w:rPr>
-              <w:t xml:space="preserve">Chapter 8</w:t>
+              <w:t xml:space="preserve">Chapter 9</w:t>
             </w:r>
           </w:p>
         </w:tc>
@@ -7970,7 +7970,7 @@
                 <w:sz w:val="19"/>
                 <w:szCs w:val="19"/>
               </w:rPr>
-              <w:t xml:space="preserve">Chapter 9</w:t>
+              <w:t xml:space="preserve">Chapter 10</w:t>
             </w:r>
           </w:p>
         </w:tc>
@@ -8113,7 +8113,7 @@
                 <w:sz w:val="19"/>
                 <w:szCs w:val="19"/>
               </w:rPr>
-              <w:t xml:space="preserve">Chapter 9</w:t>
+              <w:t xml:space="preserve">Chapter 10</w:t>
             </w:r>
           </w:p>
         </w:tc>
@@ -8265,7 +8265,7 @@
                 <w:sz w:val="19"/>
                 <w:szCs w:val="19"/>
               </w:rPr>
-              <w:t xml:space="preserve">Chapter 9</w:t>
+              <w:t xml:space="preserve">Chapter 10</w:t>
             </w:r>
           </w:p>
         </w:tc>
@@ -8390,7 +8390,7 @@
                 <w:sz w:val="19"/>
                 <w:szCs w:val="19"/>
               </w:rPr>
-              <w:t xml:space="preserve">Chapter 10</w:t>
+              <w:t xml:space="preserve">Chapter 11</w:t>
             </w:r>
           </w:p>
         </w:tc>
@@ -8497,7 +8497,7 @@
                 <w:sz w:val="19"/>
                 <w:szCs w:val="19"/>
               </w:rPr>
-              <w:t xml:space="preserve">, not established) and in Chapter 12 (</w:t>
+              <w:t xml:space="preserve">, not established) and in Chapter 13 (</w:t>
             </w:r>
             <w:r>
               <w:rPr>
@@ -8549,7 +8549,7 @@
                 <w:sz w:val="19"/>
                 <w:szCs w:val="19"/>
               </w:rPr>
-              <w:t xml:space="preserve">Chapter 10</w:t>
+              <w:t xml:space="preserve">Chapter 11</w:t>
             </w:r>
           </w:p>
         </w:tc>
@@ -8684,7 +8684,7 @@
                 <w:sz w:val="19"/>
                 <w:szCs w:val="19"/>
               </w:rPr>
-              <w:t xml:space="preserve">Chapter 10</w:t>
+              <w:t xml:space="preserve">Chapter 11</w:t>
             </w:r>
           </w:p>
         </w:tc>
@@ -8818,7 +8818,7 @@
                 <w:sz w:val="19"/>
                 <w:szCs w:val="19"/>
               </w:rPr>
-              <w:t xml:space="preserve">Chapter 10</w:t>
+              <w:t xml:space="preserve">Chapter 11</w:t>
             </w:r>
           </w:p>
         </w:tc>
@@ -8960,7 +8960,7 @@
                 <w:sz w:val="19"/>
                 <w:szCs w:val="19"/>
               </w:rPr>
-              <w:t xml:space="preserve">Chapter 10</w:t>
+              <w:t xml:space="preserve">Chapter 11</w:t>
             </w:r>
           </w:p>
         </w:tc>
@@ -9094,7 +9094,7 @@
                 <w:sz w:val="19"/>
                 <w:szCs w:val="19"/>
               </w:rPr>
-              <w:t xml:space="preserve">Chapter 10</w:t>
+              <w:t xml:space="preserve">Chapter 11</w:t>
             </w:r>
           </w:p>
         </w:tc>
@@ -9219,7 +9219,7 @@
                 <w:sz w:val="19"/>
                 <w:szCs w:val="19"/>
               </w:rPr>
-              <w:t xml:space="preserve">Chapter 11</w:t>
+              <w:t xml:space="preserve">Chapter 12</w:t>
             </w:r>
           </w:p>
         </w:tc>
@@ -9422,7 +9422,7 @@
                 <w:sz w:val="19"/>
                 <w:szCs w:val="19"/>
               </w:rPr>
-              <w:t xml:space="preserve">Chapter 11</w:t>
+              <w:t xml:space="preserve">Chapter 12</w:t>
             </w:r>
           </w:p>
         </w:tc>
@@ -9547,7 +9547,7 @@
                 <w:sz w:val="19"/>
                 <w:szCs w:val="19"/>
               </w:rPr>
-              <w:t xml:space="preserve">Chapter 11</w:t>
+              <w:t xml:space="preserve">Chapter 12</w:t>
             </w:r>
           </w:p>
         </w:tc>
@@ -9725,7 +9725,7 @@
                 <w:sz w:val="19"/>
                 <w:szCs w:val="19"/>
               </w:rPr>
-              <w:t xml:space="preserve">Chapter 11</w:t>
+              <w:t xml:space="preserve">Chapter 12</w:t>
             </w:r>
           </w:p>
         </w:tc>
@@ -9878,7 +9878,7 @@
                 <w:sz w:val="19"/>
                 <w:szCs w:val="19"/>
               </w:rPr>
-              <w:t xml:space="preserve">Chapter 11</w:t>
+              <w:t xml:space="preserve">Chapter 12</w:t>
             </w:r>
           </w:p>
         </w:tc>
@@ -10003,7 +10003,7 @@
                 <w:sz w:val="19"/>
                 <w:szCs w:val="19"/>
               </w:rPr>
-              <w:t xml:space="preserve">Chapter 11</w:t>
+              <w:t xml:space="preserve">Chapter 12</w:t>
             </w:r>
           </w:p>
         </w:tc>
@@ -10128,7 +10128,7 @@
                 <w:sz w:val="19"/>
                 <w:szCs w:val="19"/>
               </w:rPr>
-              <w:t xml:space="preserve">Chapter 11</w:t>
+              <w:t xml:space="preserve">Chapter 12</w:t>
             </w:r>
           </w:p>
         </w:tc>
@@ -10296,7 +10296,7 @@
                 <w:sz w:val="19"/>
                 <w:szCs w:val="19"/>
               </w:rPr>
-              <w:t xml:space="preserve">Chapter 11</w:t>
+              <w:t xml:space="preserve">Chapter 12</w:t>
             </w:r>
           </w:p>
         </w:tc>
@@ -10421,7 +10421,7 @@
                 <w:sz w:val="19"/>
                 <w:szCs w:val="19"/>
               </w:rPr>
-              <w:t xml:space="preserve">Chapter 11</w:t>
+              <w:t xml:space="preserve">Chapter 12</w:t>
             </w:r>
           </w:p>
         </w:tc>
@@ -10598,7 +10598,7 @@
                 <w:sz w:val="19"/>
                 <w:szCs w:val="19"/>
               </w:rPr>
-              <w:t xml:space="preserve">Chapter 12</w:t>
+              <w:t xml:space="preserve">Chapter 13</w:t>
             </w:r>
           </w:p>
         </w:tc>
@@ -10688,7 +10688,7 @@
                 <w:sz w:val="19"/>
                 <w:szCs w:val="19"/>
               </w:rPr>
-              <w:t xml:space="preserve">Chapter 16 uses 'Loan translation (calque)' with another Arabic term (</w:t>
+              <w:t xml:space="preserve">Chapter 17 uses 'Loan translation (calque)' with another Arabic term (</w:t>
             </w:r>
             <w:r>
               <w:rPr>
@@ -10740,7 +10740,7 @@
                 <w:sz w:val="19"/>
                 <w:szCs w:val="19"/>
               </w:rPr>
-              <w:t xml:space="preserve">Chapter 12</w:t>
+              <w:t xml:space="preserve">Chapter 13</w:t>
             </w:r>
           </w:p>
         </w:tc>
@@ -10909,7 +10909,7 @@
                 <w:sz w:val="19"/>
                 <w:szCs w:val="19"/>
               </w:rPr>
-              <w:t xml:space="preserve">Chapter 12</w:t>
+              <w:t xml:space="preserve">Chapter 13</w:t>
             </w:r>
           </w:p>
         </w:tc>
@@ -11034,7 +11034,7 @@
                 <w:sz w:val="19"/>
                 <w:szCs w:val="19"/>
               </w:rPr>
-              <w:t xml:space="preserve">Chapter 12</w:t>
+              <w:t xml:space="preserve">Chapter 13</w:t>
             </w:r>
           </w:p>
         </w:tc>
@@ -11142,7 +11142,7 @@
                 <w:sz w:val="19"/>
                 <w:szCs w:val="19"/>
               </w:rPr>
-              <w:t xml:space="preserve"> is Chapter 9's general 'match between expressions', which does not fit procedure 6; Adaptation already has a separate '(procedure)' entry, so Equivalence needs one too.</w:t>
+              <w:t xml:space="preserve"> is Chapter 10's general 'match between expressions', which does not fit procedure 6; Adaptation already has a separate '(procedure)' entry, so Equivalence needs one too.</w:t>
             </w:r>
           </w:p>
         </w:tc>
@@ -11177,7 +11177,7 @@
                 <w:sz w:val="19"/>
                 <w:szCs w:val="19"/>
               </w:rPr>
-              <w:t xml:space="preserve">Chapter 12</w:t>
+              <w:t xml:space="preserve">Chapter 13</w:t>
             </w:r>
           </w:p>
         </w:tc>
@@ -11302,7 +11302,7 @@
                 <w:sz w:val="19"/>
                 <w:szCs w:val="19"/>
               </w:rPr>
-              <w:t xml:space="preserve">Chapter 12</w:t>
+              <w:t xml:space="preserve">Chapter 13</w:t>
             </w:r>
           </w:p>
         </w:tc>
@@ -11392,7 +11392,7 @@
                 <w:sz w:val="19"/>
                 <w:szCs w:val="19"/>
               </w:rPr>
-              <w:t xml:space="preserve">'Try them in order' tells beginners to try borrowing first, which Vinay and Darbelnet never recommend and which contradicts Chapter 16 (search for an accepted Arabic term first).</w:t>
+              <w:t xml:space="preserve">'Try them in order' tells beginners to try borrowing first, which Vinay and Darbelnet never recommend and which contradicts Chapter 17 (search for an accepted Arabic term first).</w:t>
             </w:r>
           </w:p>
         </w:tc>
@@ -11427,7 +11427,7 @@
                 <w:sz w:val="19"/>
                 <w:szCs w:val="19"/>
               </w:rPr>
-              <w:t xml:space="preserve">Chapter 13</w:t>
+              <w:t xml:space="preserve">Chapter 14</w:t>
             </w:r>
           </w:p>
         </w:tc>
@@ -11552,7 +11552,7 @@
                 <w:sz w:val="19"/>
                 <w:szCs w:val="19"/>
               </w:rPr>
-              <w:t xml:space="preserve">Chapter 13</w:t>
+              <w:t xml:space="preserve">Chapter 14</w:t>
             </w:r>
           </w:p>
         </w:tc>
@@ -11651,7 +11651,7 @@
                 <w:sz w:val="19"/>
                 <w:szCs w:val="19"/>
               </w:rPr>
-              <w:t xml:space="preserve"> is this book's term for transposition (Chapter 12); </w:t>
+              <w:t xml:space="preserve"> is this book's term for transposition (Chapter 13); </w:t>
             </w:r>
             <w:r>
               <w:rPr>
@@ -11703,7 +11703,7 @@
                 <w:sz w:val="19"/>
                 <w:szCs w:val="19"/>
               </w:rPr>
-              <w:t xml:space="preserve">Chapter 13</w:t>
+              <w:t xml:space="preserve">Chapter 14</w:t>
             </w:r>
           </w:p>
         </w:tc>
@@ -11855,7 +11855,7 @@
                 <w:sz w:val="19"/>
                 <w:szCs w:val="19"/>
               </w:rPr>
-              <w:t xml:space="preserve">Chapter 13</w:t>
+              <w:t xml:space="preserve">Chapter 14</w:t>
             </w:r>
           </w:p>
         </w:tc>
@@ -11962,7 +11962,7 @@
                 <w:sz w:val="19"/>
                 <w:szCs w:val="19"/>
               </w:rPr>
-              <w:t xml:space="preserve"> are 'ideational' by Chapter 9's definitions, so they cannot illustrate functional translation; the new examples are Chapter 9's own functional equivalents.</w:t>
+              <w:t xml:space="preserve"> are 'ideational' by Chapter 10's definitions, so they cannot illustrate functional translation; the new examples are Chapter 10's own functional equivalents.</w:t>
             </w:r>
           </w:p>
         </w:tc>
@@ -11997,7 +11997,7 @@
                 <w:sz w:val="19"/>
                 <w:szCs w:val="19"/>
               </w:rPr>
-              <w:t xml:space="preserve">Chapter 13</w:t>
+              <w:t xml:space="preserve">Chapter 14</w:t>
             </w:r>
           </w:p>
         </w:tc>
@@ -12087,7 +12087,7 @@
                 <w:sz w:val="19"/>
                 <w:szCs w:val="19"/>
               </w:rPr>
-              <w:t xml:space="preserve">The same example appears as 'adaptation' in Chapter 12; say it is the same technique rather than presenting it as new.</w:t>
+              <w:t xml:space="preserve">The same example appears as 'adaptation' in Chapter 13; say it is the same technique rather than presenting it as new.</w:t>
             </w:r>
           </w:p>
         </w:tc>
@@ -12122,7 +12122,7 @@
                 <w:sz w:val="19"/>
                 <w:szCs w:val="19"/>
               </w:rPr>
-              <w:t xml:space="preserve">Chapter 13</w:t>
+              <w:t xml:space="preserve">Chapter 14</w:t>
             </w:r>
           </w:p>
         </w:tc>
@@ -12282,7 +12282,7 @@
                 <w:sz w:val="19"/>
                 <w:szCs w:val="19"/>
               </w:rPr>
-              <w:t xml:space="preserve">Chapter 13</w:t>
+              <w:t xml:space="preserve">Chapter 14</w:t>
             </w:r>
           </w:p>
         </w:tc>
@@ -12407,7 +12407,7 @@
                 <w:sz w:val="19"/>
                 <w:szCs w:val="19"/>
               </w:rPr>
-              <w:t xml:space="preserve">Chapter 13</w:t>
+              <w:t xml:space="preserve">Chapter 14</w:t>
             </w:r>
           </w:p>
         </w:tc>
@@ -12497,7 +12497,7 @@
                 <w:sz w:val="19"/>
                 <w:szCs w:val="19"/>
               </w:rPr>
-              <w:t xml:space="preserve">Chapter 3 and the Practice section use </w:t>
+              <w:t xml:space="preserve">Chapter 4 and the Practice section use </w:t>
             </w:r>
             <w:r>
               <w:rPr>
@@ -12566,7 +12566,7 @@
                 <w:sz w:val="19"/>
                 <w:szCs w:val="19"/>
               </w:rPr>
-              <w:t xml:space="preserve">Chapter 13</w:t>
+              <w:t xml:space="preserve">Chapter 14</w:t>
             </w:r>
           </w:p>
         </w:tc>
@@ -12656,7 +12656,7 @@
                 <w:sz w:val="19"/>
                 <w:szCs w:val="19"/>
               </w:rPr>
-              <w:t xml:space="preserve">Same form as Chapter 3 and the corrected list item.</w:t>
+              <w:t xml:space="preserve">Same form as Chapter 4 and the corrected list item.</w:t>
             </w:r>
           </w:p>
         </w:tc>
@@ -12691,7 +12691,7 @@
                 <w:sz w:val="19"/>
                 <w:szCs w:val="19"/>
               </w:rPr>
-              <w:t xml:space="preserve">Chapter 13</w:t>
+              <w:t xml:space="preserve">Chapter 14</w:t>
             </w:r>
           </w:p>
         </w:tc>
@@ -12843,7 +12843,7 @@
                 <w:sz w:val="19"/>
                 <w:szCs w:val="19"/>
               </w:rPr>
-              <w:t xml:space="preserve">Chapter 13</w:t>
+              <w:t xml:space="preserve">Chapter 14</w:t>
             </w:r>
           </w:p>
         </w:tc>
@@ -12977,7 +12977,7 @@
                 <w:sz w:val="19"/>
                 <w:szCs w:val="19"/>
               </w:rPr>
-              <w:t xml:space="preserve">Chapter 13</w:t>
+              <w:t xml:space="preserve">Chapter 14</w:t>
             </w:r>
           </w:p>
         </w:tc>
@@ -13102,7 +13102,7 @@
                 <w:sz w:val="19"/>
                 <w:szCs w:val="19"/>
               </w:rPr>
-              <w:t xml:space="preserve">Chapter 13</w:t>
+              <w:t xml:space="preserve">Chapter 14</w:t>
             </w:r>
           </w:p>
         </w:tc>
@@ -13227,7 +13227,7 @@
                 <w:sz w:val="19"/>
                 <w:szCs w:val="19"/>
               </w:rPr>
-              <w:t xml:space="preserve">Chapter 14</w:t>
+              <w:t xml:space="preserve">Chapter 15</w:t>
             </w:r>
           </w:p>
         </w:tc>
@@ -13352,7 +13352,7 @@
                 <w:sz w:val="19"/>
                 <w:szCs w:val="19"/>
               </w:rPr>
-              <w:t xml:space="preserve">Chapter 14</w:t>
+              <w:t xml:space="preserve">Chapter 15</w:t>
             </w:r>
           </w:p>
         </w:tc>
@@ -13520,7 +13520,7 @@
                 <w:sz w:val="19"/>
                 <w:szCs w:val="19"/>
               </w:rPr>
-              <w:t xml:space="preserve">Chapter 14</w:t>
+              <w:t xml:space="preserve">Chapter 15</w:t>
             </w:r>
           </w:p>
         </w:tc>
@@ -13645,7 +13645,7 @@
                 <w:sz w:val="19"/>
                 <w:szCs w:val="19"/>
               </w:rPr>
-              <w:t xml:space="preserve">Chapter 14</w:t>
+              <w:t xml:space="preserve">Chapter 15</w:t>
             </w:r>
           </w:p>
         </w:tc>
@@ -13779,7 +13779,7 @@
                 <w:sz w:val="19"/>
                 <w:szCs w:val="19"/>
               </w:rPr>
-              <w:t xml:space="preserve">Chapter 14</w:t>
+              <w:t xml:space="preserve">Chapter 15</w:t>
             </w:r>
           </w:p>
         </w:tc>
@@ -13886,7 +13886,7 @@
                 <w:sz w:val="19"/>
                 <w:szCs w:val="19"/>
               </w:rPr>
-              <w:t xml:space="preserve">), not MSA, and the handbook elsewhere requires colloquial forms to be labelled (Chapter 3).</w:t>
+              <w:t xml:space="preserve">), not MSA, and the handbook elsewhere requires colloquial forms to be labelled (Chapter 4).</w:t>
             </w:r>
           </w:p>
         </w:tc>
@@ -13921,7 +13921,7 @@
                 <w:sz w:val="19"/>
                 <w:szCs w:val="19"/>
               </w:rPr>
-              <w:t xml:space="preserve">Chapter 14</w:t>
+              <w:t xml:space="preserve">Chapter 15</w:t>
             </w:r>
           </w:p>
         </w:tc>
@@ -14089,7 +14089,7 @@
                 <w:sz w:val="19"/>
                 <w:szCs w:val="19"/>
               </w:rPr>
-              <w:t xml:space="preserve">Chapter 14</w:t>
+              <w:t xml:space="preserve">Chapter 15</w:t>
             </w:r>
           </w:p>
         </w:tc>
@@ -14231,7 +14231,7 @@
                 <w:sz w:val="19"/>
                 <w:szCs w:val="19"/>
               </w:rPr>
-              <w:t xml:space="preserve">Chapter 14</w:t>
+              <w:t xml:space="preserve">Chapter 15</w:t>
             </w:r>
           </w:p>
         </w:tc>
@@ -14365,7 +14365,7 @@
                 <w:sz w:val="19"/>
                 <w:szCs w:val="19"/>
               </w:rPr>
-              <w:t xml:space="preserve">Chapter 14</w:t>
+              <w:t xml:space="preserve">Chapter 15</w:t>
             </w:r>
           </w:p>
         </w:tc>
@@ -14507,7 +14507,7 @@
                 <w:sz w:val="19"/>
                 <w:szCs w:val="19"/>
               </w:rPr>
-              <w:t xml:space="preserve">Chapter 15</w:t>
+              <w:t xml:space="preserve">Chapter 16</w:t>
             </w:r>
           </w:p>
         </w:tc>
@@ -14597,7 +14597,7 @@
                 <w:sz w:val="19"/>
                 <w:szCs w:val="19"/>
               </w:rPr>
-              <w:t xml:space="preserve">Chapter 13 gives “Explanatory translation” the Arabic </w:t>
+              <w:t xml:space="preserve">Chapter 14 gives “Explanatory translation” the Arabic </w:t>
             </w:r>
             <w:r>
               <w:rPr>
@@ -14649,7 +14649,7 @@
                 <w:sz w:val="19"/>
                 <w:szCs w:val="19"/>
               </w:rPr>
-              <w:t xml:space="preserve">Chapter 15</w:t>
+              <w:t xml:space="preserve">Chapter 16</w:t>
             </w:r>
           </w:p>
         </w:tc>
@@ -14774,7 +14774,7 @@
                 <w:sz w:val="19"/>
                 <w:szCs w:val="19"/>
               </w:rPr>
-              <w:t xml:space="preserve">Chapter 15</w:t>
+              <w:t xml:space="preserve">Chapter 16</w:t>
             </w:r>
           </w:p>
         </w:tc>
@@ -14917,7 +14917,7 @@
                 <w:sz w:val="19"/>
                 <w:szCs w:val="19"/>
               </w:rPr>
-              <w:t xml:space="preserve">Chapter 15</w:t>
+              <w:t xml:space="preserve">Chapter 16</w:t>
             </w:r>
           </w:p>
         </w:tc>
@@ -15042,7 +15042,7 @@
                 <w:sz w:val="19"/>
                 <w:szCs w:val="19"/>
               </w:rPr>
-              <w:t xml:space="preserve">Chapter 15</w:t>
+              <w:t xml:space="preserve">Chapter 16</w:t>
             </w:r>
           </w:p>
         </w:tc>
@@ -15167,7 +15167,7 @@
                 <w:sz w:val="19"/>
                 <w:szCs w:val="19"/>
               </w:rPr>
-              <w:t xml:space="preserve">Chapter 15</w:t>
+              <w:t xml:space="preserve">Chapter 16</w:t>
             </w:r>
           </w:p>
         </w:tc>
@@ -15335,7 +15335,7 @@
                 <w:sz w:val="19"/>
                 <w:szCs w:val="19"/>
               </w:rPr>
-              <w:t xml:space="preserve">Chapter 16</w:t>
+              <w:t xml:space="preserve">Chapter 17</w:t>
             </w:r>
           </w:p>
         </w:tc>
@@ -15520,7 +15520,7 @@
                 <w:sz w:val="19"/>
                 <w:szCs w:val="19"/>
               </w:rPr>
-              <w:t xml:space="preserve">Chapter 16</w:t>
+              <w:t xml:space="preserve">Chapter 17</w:t>
             </w:r>
           </w:p>
         </w:tc>
@@ -15680,7 +15680,7 @@
                 <w:sz w:val="19"/>
                 <w:szCs w:val="19"/>
               </w:rPr>
-              <w:t xml:space="preserve">Chapter 16</w:t>
+              <w:t xml:space="preserve">Chapter 17</w:t>
             </w:r>
           </w:p>
         </w:tc>
@@ -15770,7 +15770,7 @@
                 <w:sz w:val="19"/>
                 <w:szCs w:val="19"/>
               </w:rPr>
-              <w:t xml:space="preserve">Chapter 12 gives calque as </w:t>
+              <w:t xml:space="preserve">Chapter 13 gives calque as </w:t>
             </w:r>
             <w:r>
               <w:rPr>
@@ -15822,7 +15822,7 @@
                 <w:sz w:val="19"/>
                 <w:szCs w:val="19"/>
               </w:rPr>
-              <w:t xml:space="preserve">Chapter 16</w:t>
+              <w:t xml:space="preserve">Chapter 17</w:t>
             </w:r>
           </w:p>
         </w:tc>
@@ -15973,7 +15973,7 @@
                 <w:sz w:val="19"/>
                 <w:szCs w:val="19"/>
               </w:rPr>
-              <w:t xml:space="preserve">Chapter 16</w:t>
+              <w:t xml:space="preserve">Chapter 17</w:t>
             </w:r>
           </w:p>
         </w:tc>
@@ -16142,7 +16142,7 @@
                 <w:sz w:val="19"/>
                 <w:szCs w:val="19"/>
               </w:rPr>
-              <w:t xml:space="preserve">Chapter 16</w:t>
+              <w:t xml:space="preserve">Chapter 17</w:t>
             </w:r>
           </w:p>
         </w:tc>
@@ -16320,7 +16320,7 @@
                 <w:sz w:val="19"/>
                 <w:szCs w:val="19"/>
               </w:rPr>
-              <w:t xml:space="preserve">Chapter 16</w:t>
+              <w:t xml:space="preserve">Chapter 17</w:t>
             </w:r>
           </w:p>
         </w:tc>
@@ -16479,7 +16479,7 @@
                 <w:sz w:val="19"/>
                 <w:szCs w:val="19"/>
               </w:rPr>
-              <w:t xml:space="preserve">Chapter 16</w:t>
+              <w:t xml:space="preserve">Chapter 17</w:t>
             </w:r>
           </w:p>
         </w:tc>
@@ -16620,7 +16620,7 @@
                 <w:sz w:val="19"/>
                 <w:szCs w:val="19"/>
               </w:rPr>
-              <w:t xml:space="preserve"> in Chapter 15), is absent, which specialist readers will notice now that the key-term Arabic no longer misuses the word.</w:t>
+              <w:t xml:space="preserve"> in Chapter 16), is absent, which specialist readers will notice now that the key-term Arabic no longer misuses the word.</w:t>
             </w:r>
           </w:p>
         </w:tc>
@@ -16655,7 +16655,7 @@
                 <w:sz w:val="19"/>
                 <w:szCs w:val="19"/>
               </w:rPr>
-              <w:t xml:space="preserve">Chapter 16</w:t>
+              <w:t xml:space="preserve">Chapter 17</w:t>
             </w:r>
           </w:p>
         </w:tc>
@@ -16823,7 +16823,7 @@
                 <w:sz w:val="19"/>
                 <w:szCs w:val="19"/>
               </w:rPr>
-              <w:t xml:space="preserve">Chapter 17</w:t>
+              <w:t xml:space="preserve">Chapter 18</w:t>
             </w:r>
           </w:p>
         </w:tc>
@@ -16948,7 +16948,7 @@
                 <w:sz w:val="19"/>
                 <w:szCs w:val="19"/>
               </w:rPr>
-              <w:t xml:space="preserve">Chapter 17</w:t>
+              <w:t xml:space="preserve">Chapter 18</w:t>
             </w:r>
           </w:p>
         </w:tc>
@@ -17038,7 +17038,7 @@
                 <w:sz w:val="19"/>
                 <w:szCs w:val="19"/>
               </w:rPr>
-              <w:t xml:space="preserve">Calling genre “the type of text” contradicts Chapter 18, which separates text type (function) from genre; the glossary keeps this first definition, so it must match Chapter 18.</w:t>
+              <w:t xml:space="preserve">Calling genre “the type of text” contradicts Chapter 19, which separates text type (function) from genre; the glossary keeps this first definition, so it must match Chapter 19.</w:t>
             </w:r>
           </w:p>
         </w:tc>
@@ -17073,7 +17073,7 @@
                 <w:sz w:val="19"/>
                 <w:szCs w:val="19"/>
               </w:rPr>
-              <w:t xml:space="preserve">Chapter 17</w:t>
+              <w:t xml:space="preserve">Chapter 18</w:t>
             </w:r>
           </w:p>
         </w:tc>
@@ -17198,7 +17198,7 @@
                 <w:sz w:val="19"/>
                 <w:szCs w:val="19"/>
               </w:rPr>
-              <w:t xml:space="preserve">Chapter 17</w:t>
+              <w:t xml:space="preserve">Chapter 18</w:t>
             </w:r>
           </w:p>
         </w:tc>
@@ -17323,7 +17323,7 @@
                 <w:sz w:val="19"/>
                 <w:szCs w:val="19"/>
               </w:rPr>
-              <w:t xml:space="preserve">Chapter 18</w:t>
+              <w:t xml:space="preserve">Chapter 19</w:t>
             </w:r>
           </w:p>
         </w:tc>
@@ -17499,7 +17499,7 @@
                 <w:sz w:val="19"/>
                 <w:szCs w:val="19"/>
               </w:rPr>
-              <w:t xml:space="preserve">Chapter 18</w:t>
+              <w:t xml:space="preserve">Chapter 19</w:t>
             </w:r>
           </w:p>
         </w:tc>
@@ -17624,7 +17624,7 @@
                 <w:sz w:val="19"/>
                 <w:szCs w:val="19"/>
               </w:rPr>
-              <w:t xml:space="preserve">Chapter 18</w:t>
+              <w:t xml:space="preserve">Chapter 19</w:t>
             </w:r>
           </w:p>
         </w:tc>
@@ -17767,7 +17767,7 @@
                 <w:sz w:val="19"/>
                 <w:szCs w:val="19"/>
               </w:rPr>
-              <w:t xml:space="preserve">Chapter 19</w:t>
+              <w:t xml:space="preserve">Chapter 20</w:t>
             </w:r>
           </w:p>
         </w:tc>
@@ -17892,7 +17892,7 @@
                 <w:sz w:val="19"/>
                 <w:szCs w:val="19"/>
               </w:rPr>
-              <w:t xml:space="preserve">Chapter 19</w:t>
+              <w:t xml:space="preserve">Chapter 20</w:t>
             </w:r>
           </w:p>
         </w:tc>
@@ -18017,7 +18017,7 @@
                 <w:sz w:val="19"/>
                 <w:szCs w:val="19"/>
               </w:rPr>
-              <w:t xml:space="preserve">Chapter 19</w:t>
+              <w:t xml:space="preserve">Chapter 20</w:t>
             </w:r>
           </w:p>
         </w:tc>
@@ -18142,7 +18142,7 @@
                 <w:sz w:val="19"/>
                 <w:szCs w:val="19"/>
               </w:rPr>
-              <w:t xml:space="preserve">Chapter 19</w:t>
+              <w:t xml:space="preserve">Chapter 20</w:t>
             </w:r>
           </w:p>
         </w:tc>
@@ -18267,7 +18267,7 @@
                 <w:sz w:val="19"/>
                 <w:szCs w:val="19"/>
               </w:rPr>
-              <w:t xml:space="preserve">Chapter 19</w:t>
+              <w:t xml:space="preserve">Chapter 20</w:t>
             </w:r>
           </w:p>
         </w:tc>
@@ -18392,7 +18392,7 @@
                 <w:sz w:val="19"/>
                 <w:szCs w:val="19"/>
               </w:rPr>
-              <w:t xml:space="preserve">Chapter 19</w:t>
+              <w:t xml:space="preserve">Chapter 20</w:t>
             </w:r>
           </w:p>
         </w:tc>
@@ -18553,7 +18553,7 @@
                 <w:sz w:val="19"/>
                 <w:szCs w:val="19"/>
               </w:rPr>
-              <w:t xml:space="preserve">Chapter 19</w:t>
+              <w:t xml:space="preserve">Chapter 20</w:t>
             </w:r>
           </w:p>
         </w:tc>
@@ -18678,7 +18678,7 @@
                 <w:sz w:val="19"/>
                 <w:szCs w:val="19"/>
               </w:rPr>
-              <w:t xml:space="preserve">Chapter 20</w:t>
+              <w:t xml:space="preserve">Chapter 3</w:t>
             </w:r>
           </w:p>
         </w:tc>
@@ -18803,7 +18803,7 @@
                 <w:sz w:val="19"/>
                 <w:szCs w:val="19"/>
               </w:rPr>
-              <w:t xml:space="preserve">Chapter 20</w:t>
+              <w:t xml:space="preserve">Chapter 3</w:t>
             </w:r>
           </w:p>
         </w:tc>
@@ -18928,7 +18928,7 @@
                 <w:sz w:val="19"/>
                 <w:szCs w:val="19"/>
               </w:rPr>
-              <w:t xml:space="preserve">Chapter 20</w:t>
+              <w:t xml:space="preserve">Chapter 3</w:t>
             </w:r>
           </w:p>
         </w:tc>
@@ -19071,7 +19071,7 @@
                 <w:sz w:val="19"/>
                 <w:szCs w:val="19"/>
               </w:rPr>
-              <w:t xml:space="preserve">Chapter 20</w:t>
+              <w:t xml:space="preserve">Chapter 3</w:t>
             </w:r>
           </w:p>
         </w:tc>
@@ -19196,7 +19196,7 @@
                 <w:sz w:val="19"/>
                 <w:szCs w:val="19"/>
               </w:rPr>
-              <w:t xml:space="preserve">Chapter 20</w:t>
+              <w:t xml:space="preserve">Chapter 3</w:t>
             </w:r>
           </w:p>
         </w:tc>
@@ -19804,7 +19804,7 @@
                 <w:sz w:val="19"/>
                 <w:szCs w:val="19"/>
               </w:rPr>
-              <w:t xml:space="preserve">Chapter 16 and the steps below say to search termbases and academies before creating a term, so a dictionary alone is not enough.</w:t>
+              <w:t xml:space="preserve">Chapter 17 and the steps below say to search termbases and academies before creating a term, so a dictionary alone is not enough.</w:t>
             </w:r>
           </w:p>
         </w:tc>
@@ -20429,7 +20429,7 @@
                 <w:sz w:val="19"/>
                 <w:szCs w:val="19"/>
               </w:rPr>
-              <w:t xml:space="preserve">Chapter 20 and the risk matrix say ‘specialised dictionary’, and dictionaries record terms but do not necessarily hold ‘approved’ ones.</w:t>
+              <w:t xml:space="preserve">Chapter 3 and the risk matrix say ‘specialised dictionary’, and dictionaries record terms but do not necessarily hold ‘approved’ ones.</w:t>
             </w:r>
           </w:p>
         </w:tc>
@@ -22179,7 +22179,7 @@
                 <w:sz w:val="19"/>
                 <w:szCs w:val="19"/>
               </w:rPr>
-              <w:t xml:space="preserve">أدفأ قلبي is the wrong rendering (Chapter 14 gives أثلج صدري), but nothing in the table marks it as wrong.</w:t>
+              <w:t xml:space="preserve">أدفأ قلبي is the wrong rendering (Chapter 15 gives أثلج صدري), but nothing in the table marks it as wrong.</w:t>
             </w:r>
           </w:p>
         </w:tc>
@@ -23554,7 +23554,7 @@
                 <w:sz w:val="19"/>
                 <w:szCs w:val="19"/>
               </w:rPr>
-              <w:t xml:space="preserve">Chapter 14 names the same concept ‘culture-specific item’ (عنصر ثقافي خاص), so the two terms should be linked.</w:t>
+              <w:t xml:space="preserve">Chapter 15 names the same concept ‘culture-specific item’ (عنصر ثقافي خاص), so the two terms should be linked.</w:t>
             </w:r>
           </w:p>
         </w:tc>
@@ -24679,7 +24679,7 @@
                 <w:sz w:val="19"/>
                 <w:szCs w:val="19"/>
               </w:rPr>
-              <w:t xml:space="preserve">“An idiom is never translated word by word” contradicted Chapters 9 and 11, where shared idioms are kept.</w:t>
+              <w:t xml:space="preserve">“An idiom is never translated word by word” contradicted Chapters 10 and 12, where shared idioms are kept.</w:t>
             </w:r>
           </w:p>
         </w:tc>
@@ -25554,7 +25554,7 @@
                 <w:sz w:val="19"/>
                 <w:szCs w:val="19"/>
               </w:rPr>
-              <w:t xml:space="preserve">The answer relies on the collocation قدّم استقالته, which is taught in Chapter 7.</w:t>
+              <w:t xml:space="preserve">The answer relies on the collocation قدّم استقالته, which is taught in Chapter 8.</w:t>
             </w:r>
           </w:p>
         </w:tc>
@@ -26304,7 +26304,7 @@
                 <w:sz w:val="19"/>
                 <w:szCs w:val="19"/>
               </w:rPr>
-              <w:t xml:space="preserve">The model silently makes the addressee feminine, but Sonnet 18 is in the ‘Fair Youth’ sequence; experts will notice, and this is a good example of Arabic forcing a gender choice (Jakobson, Chapter 3).</w:t>
+              <w:t xml:space="preserve">The model silently makes the addressee feminine, but Sonnet 18 is in the ‘Fair Youth’ sequence; experts will notice, and this is a good example of Arabic forcing a gender choice (Jakobson, Chapter 4).</w:t>
             </w:r>
           </w:p>
         </w:tc>
@@ -27379,7 +27379,7 @@
                 <w:sz w:val="19"/>
                 <w:szCs w:val="19"/>
               </w:rPr>
-              <w:t xml:space="preserve">Chapter 3</w:t>
+              <w:t xml:space="preserve">Chapter 4</w:t>
             </w:r>
           </w:p>
         </w:tc>
@@ -27558,7 +27558,7 @@
                 <w:sz w:val="19"/>
                 <w:szCs w:val="19"/>
               </w:rPr>
-              <w:t xml:space="preserve">Chapter 3</w:t>
+              <w:t xml:space="preserve">Chapter 4</w:t>
             </w:r>
           </w:p>
         </w:tc>
@@ -27709,7 +27709,7 @@
                 <w:sz w:val="19"/>
                 <w:szCs w:val="19"/>
               </w:rPr>
-              <w:t xml:space="preserve">Chapter 3</w:t>
+              <w:t xml:space="preserve">Chapter 4</w:t>
             </w:r>
           </w:p>
         </w:tc>
@@ -27851,7 +27851,7 @@
                 <w:sz w:val="19"/>
                 <w:szCs w:val="19"/>
               </w:rPr>
-              <w:t xml:space="preserve">Chapter 3</w:t>
+              <w:t xml:space="preserve">Chapter 4</w:t>
             </w:r>
           </w:p>
         </w:tc>
@@ -28027,7 +28027,7 @@
                 <w:sz w:val="19"/>
                 <w:szCs w:val="19"/>
               </w:rPr>
-              <w:t xml:space="preserve">Chapter 3</w:t>
+              <w:t xml:space="preserve">Chapter 4</w:t>
             </w:r>
           </w:p>
         </w:tc>
@@ -28180,7 +28180,7 @@
                 <w:sz w:val="19"/>
                 <w:szCs w:val="19"/>
               </w:rPr>
-              <w:t xml:space="preserve">Chapter 3</w:t>
+              <w:t xml:space="preserve">Chapter 4</w:t>
             </w:r>
           </w:p>
         </w:tc>
@@ -28305,7 +28305,7 @@
                 <w:sz w:val="19"/>
                 <w:szCs w:val="19"/>
               </w:rPr>
-              <w:t xml:space="preserve">Chapter 3</w:t>
+              <w:t xml:space="preserve">Chapter 4</w:t>
             </w:r>
           </w:p>
         </w:tc>
@@ -28430,7 +28430,7 @@
                 <w:sz w:val="19"/>
                 <w:szCs w:val="19"/>
               </w:rPr>
-              <w:t xml:space="preserve">Chapter 3</w:t>
+              <w:t xml:space="preserve">Chapter 4</w:t>
             </w:r>
           </w:p>
         </w:tc>
@@ -28572,7 +28572,7 @@
                 <w:sz w:val="19"/>
                 <w:szCs w:val="19"/>
               </w:rPr>
-              <w:t xml:space="preserve">Chapter 3</w:t>
+              <w:t xml:space="preserve">Chapter 4</w:t>
             </w:r>
           </w:p>
         </w:tc>
@@ -28732,7 +28732,7 @@
                 <w:sz w:val="19"/>
                 <w:szCs w:val="19"/>
               </w:rPr>
-              <w:t xml:space="preserve">Chapter 5</w:t>
+              <w:t xml:space="preserve">Chapter 6</w:t>
             </w:r>
           </w:p>
         </w:tc>
@@ -28857,7 +28857,7 @@
                 <w:sz w:val="19"/>
                 <w:szCs w:val="19"/>
               </w:rPr>
-              <w:t xml:space="preserve">Chapter 5</w:t>
+              <w:t xml:space="preserve">Chapter 6</w:t>
             </w:r>
           </w:p>
         </w:tc>
@@ -28982,7 +28982,7 @@
                 <w:sz w:val="19"/>
                 <w:szCs w:val="19"/>
               </w:rPr>
-              <w:t xml:space="preserve">Chapter 5</w:t>
+              <w:t xml:space="preserve">Chapter 6</w:t>
             </w:r>
           </w:p>
         </w:tc>
@@ -29107,7 +29107,7 @@
                 <w:sz w:val="19"/>
                 <w:szCs w:val="19"/>
               </w:rPr>
-              <w:t xml:space="preserve">Chapter 6</w:t>
+              <w:t xml:space="preserve">Chapter 7</w:t>
             </w:r>
           </w:p>
         </w:tc>
@@ -29197,7 +29197,7 @@
                 <w:sz w:val="19"/>
                 <w:szCs w:val="19"/>
               </w:rPr>
-              <w:t xml:space="preserve">Chapter 5 deals with denotation, connotation and speaker meaning, not with words that have several meanings, so the reference points to the wrong content.</w:t>
+              <w:t xml:space="preserve">Chapter 6 deals with denotation, connotation and speaker meaning, not with words that have several meanings, so the reference points to the wrong content.</w:t>
             </w:r>
           </w:p>
         </w:tc>
@@ -29232,7 +29232,7 @@
                 <w:sz w:val="19"/>
                 <w:szCs w:val="19"/>
               </w:rPr>
-              <w:t xml:space="preserve">Chapter 6</w:t>
+              <w:t xml:space="preserve">Chapter 7</w:t>
             </w:r>
           </w:p>
         </w:tc>
@@ -29425,7 +29425,7 @@
                 <w:sz w:val="19"/>
                 <w:szCs w:val="19"/>
               </w:rPr>
-              <w:t xml:space="preserve">Chapter 7</w:t>
+              <w:t xml:space="preserve">Chapter 8</w:t>
             </w:r>
           </w:p>
         </w:tc>
@@ -29550,7 +29550,7 @@
                 <w:sz w:val="19"/>
                 <w:szCs w:val="19"/>
               </w:rPr>
-              <w:t xml:space="preserve">Chapter 7</w:t>
+              <w:t xml:space="preserve">Chapter 8</w:t>
             </w:r>
           </w:p>
         </w:tc>
@@ -29675,7 +29675,7 @@
                 <w:sz w:val="19"/>
                 <w:szCs w:val="19"/>
               </w:rPr>
-              <w:t xml:space="preserve">Chapter 8</w:t>
+              <w:t xml:space="preserve">Chapter 9</w:t>
             </w:r>
           </w:p>
         </w:tc>
@@ -29818,7 +29818,7 @@
                 <w:sz w:val="19"/>
                 <w:szCs w:val="19"/>
               </w:rPr>
-              <w:t xml:space="preserve">Chapter 8</w:t>
+              <w:t xml:space="preserve">Chapter 9</w:t>
             </w:r>
           </w:p>
         </w:tc>
@@ -29943,7 +29943,7 @@
                 <w:sz w:val="19"/>
                 <w:szCs w:val="19"/>
               </w:rPr>
-              <w:t xml:space="preserve">Chapter 8</w:t>
+              <w:t xml:space="preserve">Chapter 9</w:t>
             </w:r>
           </w:p>
         </w:tc>
@@ -30068,7 +30068,7 @@
                 <w:sz w:val="19"/>
                 <w:szCs w:val="19"/>
               </w:rPr>
-              <w:t xml:space="preserve">Chapter 8</w:t>
+              <w:t xml:space="preserve">Chapter 9</w:t>
             </w:r>
           </w:p>
         </w:tc>
@@ -30238,7 +30238,7 @@
                 <w:sz w:val="19"/>
                 <w:szCs w:val="19"/>
               </w:rPr>
-              <w:t xml:space="preserve">Chapter 8</w:t>
+              <w:t xml:space="preserve">Chapter 9</w:t>
             </w:r>
           </w:p>
         </w:tc>
@@ -30362,7 +30362,7 @@
                 <w:sz w:val="19"/>
                 <w:szCs w:val="19"/>
               </w:rPr>
-              <w:t xml:space="preserve">); Chapter 3 tells readers to use MSA, so it should be labelled (settles the writers’ note).</w:t>
+              <w:t xml:space="preserve">); Chapter 4 tells readers to use MSA, so it should be labelled (settles the writers’ note).</w:t>
             </w:r>
           </w:p>
         </w:tc>
@@ -30397,7 +30397,7 @@
                 <w:sz w:val="19"/>
                 <w:szCs w:val="19"/>
               </w:rPr>
-              <w:t xml:space="preserve">Chapter 9</w:t>
+              <w:t xml:space="preserve">Chapter 10</w:t>
             </w:r>
           </w:p>
         </w:tc>
@@ -30531,7 +30531,7 @@
                 <w:sz w:val="19"/>
                 <w:szCs w:val="19"/>
               </w:rPr>
-              <w:t xml:space="preserve">Chapter 10</w:t>
+              <w:t xml:space="preserve">Chapter 11</w:t>
             </w:r>
           </w:p>
         </w:tc>
@@ -30656,7 +30656,7 @@
                 <w:sz w:val="19"/>
                 <w:szCs w:val="19"/>
               </w:rPr>
-              <w:t xml:space="preserve">Chapter 10</w:t>
+              <w:t xml:space="preserve">Chapter 11</w:t>
             </w:r>
           </w:p>
         </w:tc>
@@ -30807,7 +30807,7 @@
                 <w:sz w:val="19"/>
                 <w:szCs w:val="19"/>
               </w:rPr>
-              <w:t xml:space="preserve">Chapter 10</w:t>
+              <w:t xml:space="preserve">Chapter 11</w:t>
             </w:r>
           </w:p>
         </w:tc>
@@ -30932,7 +30932,7 @@
                 <w:sz w:val="19"/>
                 <w:szCs w:val="19"/>
               </w:rPr>
-              <w:t xml:space="preserve">Chapter 11</w:t>
+              <w:t xml:space="preserve">Chapter 12</w:t>
             </w:r>
           </w:p>
         </w:tc>
@@ -31022,7 +31022,7 @@
                 <w:sz w:val="19"/>
                 <w:szCs w:val="19"/>
               </w:rPr>
-              <w:t xml:space="preserve">Chapter 10 names and defines 'literal translation', not 'word-for-word translation', so the back-reference should use the term the beginner has just learnt.</w:t>
+              <w:t xml:space="preserve">Chapter 11 names and defines 'literal translation', not 'word-for-word translation', so the back-reference should use the term the beginner has just learnt.</w:t>
             </w:r>
           </w:p>
         </w:tc>
@@ -31057,7 +31057,7 @@
                 <w:sz w:val="19"/>
                 <w:szCs w:val="19"/>
               </w:rPr>
-              <w:t xml:space="preserve">Chapter 11</w:t>
+              <w:t xml:space="preserve">Chapter 12</w:t>
             </w:r>
           </w:p>
         </w:tc>
@@ -31182,7 +31182,7 @@
                 <w:sz w:val="19"/>
                 <w:szCs w:val="19"/>
               </w:rPr>
-              <w:t xml:space="preserve">Chapter 11</w:t>
+              <w:t xml:space="preserve">Chapter 12</w:t>
             </w:r>
           </w:p>
         </w:tc>
@@ -31324,7 +31324,7 @@
                 <w:sz w:val="19"/>
                 <w:szCs w:val="19"/>
               </w:rPr>
-              <w:t xml:space="preserve">Chapter 12</w:t>
+              <w:t xml:space="preserve">Chapter 13</w:t>
             </w:r>
           </w:p>
         </w:tc>
@@ -31414,7 +31414,7 @@
                 <w:sz w:val="19"/>
                 <w:szCs w:val="19"/>
               </w:rPr>
-              <w:t xml:space="preserve">Chapter 10 is about methods for whole texts (as Step 1 of this chapter itself says), so 'whole expressions' misdescribes Chapters 9 to 11.</w:t>
+              <w:t xml:space="preserve">Chapter 11 is about methods for whole texts (as Step 1 of this chapter itself says), so 'whole expressions' misdescribes Chapters 10 to 12.</w:t>
             </w:r>
           </w:p>
         </w:tc>
@@ -31449,7 +31449,7 @@
                 <w:sz w:val="19"/>
                 <w:szCs w:val="19"/>
               </w:rPr>
-              <w:t xml:space="preserve">Chapter 12</w:t>
+              <w:t xml:space="preserve">Chapter 13</w:t>
             </w:r>
           </w:p>
         </w:tc>
@@ -31548,7 +31548,7 @@
                 <w:sz w:val="19"/>
                 <w:szCs w:val="19"/>
               </w:rPr>
-              <w:t xml:space="preserve"> names both the general idea (Chapter 9) and this single procedure; the definition must tell beginners they are different (settles the writer's note).</w:t>
+              <w:t xml:space="preserve"> names both the general idea (Chapter 10) and this single procedure; the definition must tell beginners they are different (settles the writer's note).</w:t>
             </w:r>
           </w:p>
         </w:tc>
@@ -31583,7 +31583,7 @@
                 <w:sz w:val="19"/>
                 <w:szCs w:val="19"/>
               </w:rPr>
-              <w:t xml:space="preserve">Chapter 12</w:t>
+              <w:t xml:space="preserve">Chapter 13</w:t>
             </w:r>
           </w:p>
         </w:tc>
@@ -31682,7 +31682,7 @@
                 <w:sz w:val="19"/>
                 <w:szCs w:val="19"/>
               </w:rPr>
-              <w:t xml:space="preserve"> names both the whole-text method of Chapter 10 and this procedure, so the definition should separate them (settles the writer's note).</w:t>
+              <w:t xml:space="preserve"> names both the whole-text method of Chapter 11 and this procedure, so the definition should separate them (settles the writer's note).</w:t>
             </w:r>
           </w:p>
         </w:tc>
@@ -31717,7 +31717,7 @@
                 <w:sz w:val="19"/>
                 <w:szCs w:val="19"/>
               </w:rPr>
-              <w:t xml:space="preserve">Chapter 12</w:t>
+              <w:t xml:space="preserve">Chapter 13</w:t>
             </w:r>
           </w:p>
         </w:tc>
@@ -31877,7 +31877,7 @@
                 <w:sz w:val="19"/>
                 <w:szCs w:val="19"/>
               </w:rPr>
-              <w:t xml:space="preserve">Chapter 13</w:t>
+              <w:t xml:space="preserve">Chapter 14</w:t>
             </w:r>
           </w:p>
         </w:tc>
@@ -32002,7 +32002,7 @@
                 <w:sz w:val="19"/>
                 <w:szCs w:val="19"/>
               </w:rPr>
-              <w:t xml:space="preserve">Chapter 13</w:t>
+              <w:t xml:space="preserve">Chapter 14</w:t>
             </w:r>
           </w:p>
         </w:tc>
@@ -32092,7 +32092,7 @@
                 <w:sz w:val="19"/>
                 <w:szCs w:val="19"/>
               </w:rPr>
-              <w:t xml:space="preserve">Chapter 9 calls giving the plain meaning ideational, not functional, equivalence, so the text must say so; </w:t>
+              <w:t xml:space="preserve">Chapter 10 calls giving the plain meaning ideational, not functional, equivalence, so the text must say so; </w:t>
             </w:r>
             <w:r>
               <w:rPr>
@@ -32109,7 +32109,7 @@
                 <w:sz w:val="19"/>
                 <w:szCs w:val="19"/>
               </w:rPr>
-              <w:t xml:space="preserve"> also matches the form used for the same idiom in Chapter 8.</w:t>
+              <w:t xml:space="preserve"> also matches the form used for the same idiom in Chapter 9.</w:t>
             </w:r>
           </w:p>
         </w:tc>
@@ -32144,7 +32144,7 @@
                 <w:sz w:val="19"/>
                 <w:szCs w:val="19"/>
               </w:rPr>
-              <w:t xml:space="preserve">Chapter 13</w:t>
+              <w:t xml:space="preserve">Chapter 14</w:t>
             </w:r>
           </w:p>
         </w:tc>
@@ -32268,7 +32268,7 @@
                 <w:sz w:val="19"/>
                 <w:szCs w:val="19"/>
               </w:rPr>
-              <w:t xml:space="preserve">) as in Chapter 12.</w:t>
+              <w:t xml:space="preserve">) as in Chapter 13.</w:t>
             </w:r>
           </w:p>
         </w:tc>
@@ -32303,7 +32303,7 @@
                 <w:sz w:val="19"/>
                 <w:szCs w:val="19"/>
               </w:rPr>
-              <w:t xml:space="preserve">Chapter 13</w:t>
+              <w:t xml:space="preserve">Chapter 14</w:t>
             </w:r>
           </w:p>
         </w:tc>
@@ -32393,7 +32393,7 @@
                 <w:sz w:val="19"/>
                 <w:szCs w:val="19"/>
               </w:rPr>
-              <w:t xml:space="preserve">'The last option' clashes with Chapter 9 (give the idea last), Chapter 11 (plain meaning last) and Step 3 of this chapter, which offers further strategies after it; 'when nothing shorter works' reconciles them and matches Chapter 15's reason.</w:t>
+              <w:t xml:space="preserve">'The last option' clashes with Chapter 10 (give the idea last), Chapter 12 (plain meaning last) and Step 3 of this chapter, which offers further strategies after it; 'when nothing shorter works' reconciles them and matches Chapter 16's reason.</w:t>
             </w:r>
           </w:p>
         </w:tc>
@@ -32428,7 +32428,7 @@
                 <w:sz w:val="19"/>
                 <w:szCs w:val="19"/>
               </w:rPr>
-              <w:t xml:space="preserve">Chapter 13</w:t>
+              <w:t xml:space="preserve">Chapter 14</w:t>
             </w:r>
           </w:p>
         </w:tc>
@@ -32553,7 +32553,7 @@
                 <w:sz w:val="19"/>
                 <w:szCs w:val="19"/>
               </w:rPr>
-              <w:t xml:space="preserve">Chapter 13</w:t>
+              <w:t xml:space="preserve">Chapter 14</w:t>
             </w:r>
           </w:p>
         </w:tc>
@@ -32706,7 +32706,7 @@
                 <w:sz w:val="19"/>
                 <w:szCs w:val="19"/>
               </w:rPr>
-              <w:t xml:space="preserve">Chapter 13</w:t>
+              <w:t xml:space="preserve">Chapter 14</w:t>
             </w:r>
           </w:p>
         </w:tc>
@@ -32796,7 +32796,7 @@
                 <w:sz w:val="19"/>
                 <w:szCs w:val="19"/>
               </w:rPr>
-              <w:t xml:space="preserve">The summary must match the reconciled wording in Step 2 so that it no longer contradicts the 'last choice' advice in Chapters 9 and 11.</w:t>
+              <w:t xml:space="preserve">The summary must match the reconciled wording in Step 2 so that it no longer contradicts the 'last choice' advice in Chapters 10 and 12.</w:t>
             </w:r>
           </w:p>
         </w:tc>
@@ -32831,7 +32831,7 @@
                 <w:sz w:val="19"/>
                 <w:szCs w:val="19"/>
               </w:rPr>
-              <w:t xml:space="preserve">Chapter 14</w:t>
+              <w:t xml:space="preserve">Chapter 15</w:t>
             </w:r>
           </w:p>
         </w:tc>
@@ -32921,7 +32921,7 @@
                 <w:sz w:val="19"/>
                 <w:szCs w:val="19"/>
               </w:rPr>
-              <w:t xml:space="preserve">The only Arabic option is Levantine/Egyptian colloquial, so a beginner has nothing to use in formal writing; giving the plain meaning follows the book's own proverb rule in Chapter 8.</w:t>
+              <w:t xml:space="preserve">The only Arabic option is Levantine/Egyptian colloquial, so a beginner has nothing to use in formal writing; giving the plain meaning follows the book's own proverb rule in Chapter 9.</w:t>
             </w:r>
           </w:p>
         </w:tc>
@@ -32956,7 +32956,7 @@
                 <w:sz w:val="19"/>
                 <w:szCs w:val="19"/>
               </w:rPr>
-              <w:t xml:space="preserve">Chapter 14</w:t>
+              <w:t xml:space="preserve">Chapter 15</w:t>
             </w:r>
           </w:p>
         </w:tc>
@@ -33081,7 +33081,7 @@
                 <w:sz w:val="19"/>
                 <w:szCs w:val="19"/>
               </w:rPr>
-              <w:t xml:space="preserve">Chapter 14</w:t>
+              <w:t xml:space="preserve">Chapter 15</w:t>
             </w:r>
           </w:p>
         </w:tc>
@@ -33206,7 +33206,7 @@
                 <w:sz w:val="19"/>
                 <w:szCs w:val="19"/>
               </w:rPr>
-              <w:t xml:space="preserve">Chapter 14</w:t>
+              <w:t xml:space="preserve">Chapter 15</w:t>
             </w:r>
           </w:p>
         </w:tc>
@@ -33331,7 +33331,7 @@
                 <w:sz w:val="19"/>
                 <w:szCs w:val="19"/>
               </w:rPr>
-              <w:t xml:space="preserve">Chapter 14</w:t>
+              <w:t xml:space="preserve">Chapter 15</w:t>
             </w:r>
           </w:p>
         </w:tc>
@@ -33473,7 +33473,7 @@
                 <w:sz w:val="19"/>
                 <w:szCs w:val="19"/>
               </w:rPr>
-              <w:t xml:space="preserve">Chapter 15</w:t>
+              <w:t xml:space="preserve">Chapter 16</w:t>
             </w:r>
           </w:p>
         </w:tc>
@@ -33598,7 +33598,7 @@
                 <w:sz w:val="19"/>
                 <w:szCs w:val="19"/>
               </w:rPr>
-              <w:t xml:space="preserve">Chapter 15</w:t>
+              <w:t xml:space="preserve">Chapter 16</w:t>
             </w:r>
           </w:p>
         </w:tc>
@@ -33757,7 +33757,7 @@
                 <w:sz w:val="19"/>
                 <w:szCs w:val="19"/>
               </w:rPr>
-              <w:t xml:space="preserve">Chapter 16</w:t>
+              <w:t xml:space="preserve">Chapter 17</w:t>
             </w:r>
           </w:p>
         </w:tc>
@@ -33847,7 +33847,7 @@
                 <w:sz w:val="19"/>
                 <w:szCs w:val="19"/>
               </w:rPr>
-              <w:t xml:space="preserve">Chapters 13 and 15 call explanation the last option, so saying it is sometimes "not enough" contradicts them; the real reason for coining is repeated need.</w:t>
+              <w:t xml:space="preserve">Chapters 14 and 16 call explanation the last option, so saying it is sometimes "not enough" contradicts them; the real reason for coining is repeated need.</w:t>
             </w:r>
           </w:p>
         </w:tc>
@@ -33882,7 +33882,7 @@
                 <w:sz w:val="19"/>
                 <w:szCs w:val="19"/>
               </w:rPr>
-              <w:t xml:space="preserve">Chapter 16</w:t>
+              <w:t xml:space="preserve">Chapter 17</w:t>
             </w:r>
           </w:p>
         </w:tc>
@@ -33972,7 +33972,7 @@
                 <w:sz w:val="19"/>
                 <w:szCs w:val="19"/>
               </w:rPr>
-              <w:t xml:space="preserve">The waqf example already appears in Chapter 13 and as the Chapter 15 Try it answer; </w:t>
+              <w:t xml:space="preserve">The waqf example already appears in Chapter 14 and as the Chapter 16 Try it answer; </w:t>
             </w:r>
             <w:r>
               <w:rPr>
@@ -34024,7 +34024,7 @@
                 <w:sz w:val="19"/>
                 <w:szCs w:val="19"/>
               </w:rPr>
-              <w:t xml:space="preserve">Chapter 16</w:t>
+              <w:t xml:space="preserve">Chapter 17</w:t>
             </w:r>
           </w:p>
         </w:tc>
@@ -34149,7 +34149,7 @@
                 <w:sz w:val="19"/>
                 <w:szCs w:val="19"/>
               </w:rPr>
-              <w:t xml:space="preserve">Chapter 16</w:t>
+              <w:t xml:space="preserve">Chapter 17</w:t>
             </w:r>
           </w:p>
         </w:tc>
@@ -34291,7 +34291,7 @@
                 <w:sz w:val="19"/>
                 <w:szCs w:val="19"/>
               </w:rPr>
-              <w:t xml:space="preserve">Chapter 17</w:t>
+              <w:t xml:space="preserve">Chapter 18</w:t>
             </w:r>
           </w:p>
         </w:tc>
@@ -34416,7 +34416,7 @@
                 <w:sz w:val="19"/>
                 <w:szCs w:val="19"/>
               </w:rPr>
-              <w:t xml:space="preserve">Chapter 17</w:t>
+              <w:t xml:space="preserve">Chapter 18</w:t>
             </w:r>
           </w:p>
         </w:tc>
@@ -34541,7 +34541,7 @@
                 <w:sz w:val="19"/>
                 <w:szCs w:val="19"/>
               </w:rPr>
-              <w:t xml:space="preserve">Chapter 17</w:t>
+              <w:t xml:space="preserve">Chapter 18</w:t>
             </w:r>
           </w:p>
         </w:tc>
@@ -34666,7 +34666,7 @@
                 <w:sz w:val="19"/>
                 <w:szCs w:val="19"/>
               </w:rPr>
-              <w:t xml:space="preserve">Chapter 17</w:t>
+              <w:t xml:space="preserve">Chapter 18</w:t>
             </w:r>
           </w:p>
         </w:tc>
@@ -34791,7 +34791,7 @@
                 <w:sz w:val="19"/>
                 <w:szCs w:val="19"/>
               </w:rPr>
-              <w:t xml:space="preserve">Chapter 17</w:t>
+              <w:t xml:space="preserve">Chapter 18</w:t>
             </w:r>
           </w:p>
         </w:tc>
@@ -34916,7 +34916,7 @@
                 <w:sz w:val="19"/>
                 <w:szCs w:val="19"/>
               </w:rPr>
-              <w:t xml:space="preserve">Chapter 17</w:t>
+              <w:t xml:space="preserve">Chapter 18</w:t>
             </w:r>
           </w:p>
         </w:tc>
@@ -35041,7 +35041,7 @@
                 <w:sz w:val="19"/>
                 <w:szCs w:val="19"/>
               </w:rPr>
-              <w:t xml:space="preserve">Chapter 17</w:t>
+              <w:t xml:space="preserve">Chapter 18</w:t>
             </w:r>
           </w:p>
         </w:tc>
@@ -35166,7 +35166,7 @@
                 <w:sz w:val="19"/>
                 <w:szCs w:val="19"/>
               </w:rPr>
-              <w:t xml:space="preserve">Chapter 18</w:t>
+              <w:t xml:space="preserve">Chapter 19</w:t>
             </w:r>
           </w:p>
         </w:tc>
@@ -35291,7 +35291,7 @@
                 <w:sz w:val="19"/>
                 <w:szCs w:val="19"/>
               </w:rPr>
-              <w:t xml:space="preserve">Chapter 18</w:t>
+              <w:t xml:space="preserve">Chapter 19</w:t>
             </w:r>
           </w:p>
         </w:tc>
@@ -35416,7 +35416,7 @@
                 <w:sz w:val="19"/>
                 <w:szCs w:val="19"/>
               </w:rPr>
-              <w:t xml:space="preserve">Chapter 19</w:t>
+              <w:t xml:space="preserve">Chapter 20</w:t>
             </w:r>
           </w:p>
         </w:tc>
@@ -35541,7 +35541,7 @@
                 <w:sz w:val="19"/>
                 <w:szCs w:val="19"/>
               </w:rPr>
-              <w:t xml:space="preserve">Chapter 19</w:t>
+              <w:t xml:space="preserve">Chapter 20</w:t>
             </w:r>
           </w:p>
         </w:tc>
@@ -35683,7 +35683,7 @@
                 <w:sz w:val="19"/>
                 <w:szCs w:val="19"/>
               </w:rPr>
-              <w:t xml:space="preserve">Chapter 19</w:t>
+              <w:t xml:space="preserve">Chapter 20</w:t>
             </w:r>
           </w:p>
         </w:tc>
@@ -35808,7 +35808,7 @@
                 <w:sz w:val="19"/>
                 <w:szCs w:val="19"/>
               </w:rPr>
-              <w:t xml:space="preserve">Chapter 20</w:t>
+              <w:t xml:space="preserve">Chapter 3</w:t>
             </w:r>
           </w:p>
         </w:tc>
@@ -35898,7 +35898,7 @@
                 <w:sz w:val="19"/>
                 <w:szCs w:val="19"/>
               </w:rPr>
-              <w:t xml:space="preserve">Chapter 7 uses </w:t>
+              <w:t xml:space="preserve">Chapter 8 uses </w:t>
             </w:r>
             <w:r>
               <w:rPr>
@@ -35950,7 +35950,7 @@
                 <w:sz w:val="19"/>
                 <w:szCs w:val="19"/>
               </w:rPr>
-              <w:t xml:space="preserve">Chapter 20</w:t>
+              <w:t xml:space="preserve">Chapter 3</w:t>
             </w:r>
           </w:p>
         </w:tc>
@@ -36040,7 +36040,7 @@
                 <w:sz w:val="19"/>
                 <w:szCs w:val="19"/>
               </w:rPr>
-              <w:t xml:space="preserve">"Specialised dictionary" is a key term here and Chapter 21 cites it from Chapter 20, but the body never mentions it.</w:t>
+              <w:t xml:space="preserve">"Specialised dictionary" is a key term here and Chapter 21 cites it from Chapter 3, but the body never mentions it.</w:t>
             </w:r>
           </w:p>
         </w:tc>
@@ -36075,7 +36075,7 @@
                 <w:sz w:val="19"/>
                 <w:szCs w:val="19"/>
               </w:rPr>
-              <w:t xml:space="preserve">Chapter 20</w:t>
+              <w:t xml:space="preserve">Chapter 3</w:t>
             </w:r>
           </w:p>
         </w:tc>
@@ -36200,7 +36200,7 @@
                 <w:sz w:val="19"/>
                 <w:szCs w:val="19"/>
               </w:rPr>
-              <w:t xml:space="preserve">Chapter 20</w:t>
+              <w:t xml:space="preserve">Chapter 3</w:t>
             </w:r>
           </w:p>
         </w:tc>
@@ -38108,7 +38108,7 @@
                 <w:sz w:val="19"/>
                 <w:szCs w:val="19"/>
               </w:rPr>
-              <w:t xml:space="preserve">Chapters 8 and 22 present word-for-word idioms as a typical and serious error that can distort the message, so ranking them lowest in the matrix sends a mixed message.</w:t>
+              <w:t xml:space="preserve">Chapters 9 and 22 present word-for-word idioms as a typical and serious error that can distort the message, so ranking them lowest in the matrix sends a mixed message.</w:t>
             </w:r>
           </w:p>
         </w:tc>
@@ -40384,7 +40384,7 @@
                 <w:sz w:val="19"/>
                 <w:szCs w:val="19"/>
               </w:rPr>
-              <w:t xml:space="preserve">Chapter 3</w:t>
+              <w:t xml:space="preserve">Chapter 4</w:t>
             </w:r>
           </w:p>
         </w:tc>
@@ -40449,7 +40449,7 @@
                 <w:sz w:val="19"/>
                 <w:szCs w:val="19"/>
               </w:rPr>
-              <w:t xml:space="preserve">Chapter 4</w:t>
+              <w:t xml:space="preserve">Chapter 5</w:t>
             </w:r>
           </w:p>
         </w:tc>
@@ -40514,7 +40514,7 @@
                 <w:sz w:val="19"/>
                 <w:szCs w:val="19"/>
               </w:rPr>
-              <w:t xml:space="preserve">Chapter 5</w:t>
+              <w:t xml:space="preserve">Chapter 6</w:t>
             </w:r>
           </w:p>
         </w:tc>
@@ -40579,7 +40579,7 @@
                 <w:sz w:val="19"/>
                 <w:szCs w:val="19"/>
               </w:rPr>
-              <w:t xml:space="preserve">Chapter 8</w:t>
+              <w:t xml:space="preserve">Chapter 9</w:t>
             </w:r>
           </w:p>
         </w:tc>
@@ -40644,7 +40644,7 @@
                 <w:sz w:val="19"/>
                 <w:szCs w:val="19"/>
               </w:rPr>
-              <w:t xml:space="preserve">Chapter 10</w:t>
+              <w:t xml:space="preserve">Chapter 11</w:t>
             </w:r>
           </w:p>
         </w:tc>
@@ -40709,7 +40709,7 @@
                 <w:sz w:val="19"/>
                 <w:szCs w:val="19"/>
               </w:rPr>
-              <w:t xml:space="preserve">Chapter 12</w:t>
+              <w:t xml:space="preserve">Chapter 13</w:t>
             </w:r>
           </w:p>
         </w:tc>
@@ -40818,7 +40818,7 @@
                 <w:sz w:val="19"/>
                 <w:szCs w:val="19"/>
               </w:rPr>
-              <w:t xml:space="preserve">Chapter 13</w:t>
+              <w:t xml:space="preserve">Chapter 14</w:t>
             </w:r>
           </w:p>
         </w:tc>
@@ -40883,7 +40883,7 @@
                 <w:sz w:val="19"/>
                 <w:szCs w:val="19"/>
               </w:rPr>
-              <w:t xml:space="preserve">Chapter 16</w:t>
+              <w:t xml:space="preserve">Chapter 17</w:t>
             </w:r>
           </w:p>
         </w:tc>
@@ -41013,7 +41013,7 @@
                 <w:sz w:val="19"/>
                 <w:szCs w:val="19"/>
               </w:rPr>
-              <w:t xml:space="preserve">Chapters 7 and 10 (c2a.js) give يقوم بزيارة as the correct rendering of ‘pay a visit’, but Chapter 23 lists overuse of قام بـ as a mistake; the key (زارت) agrees with Chapter 23, so c2a should be brought into line or the key should mention قامت بزيارة.</w:t>
+              <w:t xml:space="preserve">Chapters 8 and 11 (c2a.js) give يقوم بزيارة as the correct rendering of ‘pay a visit’, but Chapter 23 lists overuse of قام بـ as a mistake; the key (زارت) agrees with Chapter 23, so c2a should be brought into line or the key should mention قامت بزيارة.</w:t>
             </w:r>
           </w:p>
         </w:tc>
@@ -41325,7 +41325,7 @@
                 <w:sz w:val="19"/>
                 <w:szCs w:val="19"/>
               </w:rPr>
-              <w:t xml:space="preserve">Chapter 4</w:t>
+              <w:t xml:space="preserve">Chapter 5</w:t>
             </w:r>
           </w:p>
         </w:tc>
@@ -41390,7 +41390,7 @@
                 <w:sz w:val="19"/>
                 <w:szCs w:val="19"/>
               </w:rPr>
-              <w:t xml:space="preserve">Chapter 13</w:t>
+              <w:t xml:space="preserve">Chapter 14</w:t>
             </w:r>
           </w:p>
         </w:tc>
@@ -41455,7 +41455,7 @@
                 <w:sz w:val="19"/>
                 <w:szCs w:val="19"/>
               </w:rPr>
-              <w:t xml:space="preserve">Chapter 13</w:t>
+              <w:t xml:space="preserve">Chapter 14</w:t>
             </w:r>
           </w:p>
         </w:tc>
@@ -41520,7 +41520,7 @@
                 <w:sz w:val="19"/>
                 <w:szCs w:val="19"/>
               </w:rPr>
-              <w:t xml:space="preserve">Chapter 17</w:t>
+              <w:t xml:space="preserve">Chapter 18</w:t>
             </w:r>
           </w:p>
         </w:tc>
@@ -41585,7 +41585,7 @@
                 <w:sz w:val="19"/>
                 <w:szCs w:val="19"/>
               </w:rPr>
-              <w:t xml:space="preserve">Chapter 20</w:t>
+              <w:t xml:space="preserve">Chapter 3</w:t>
             </w:r>
           </w:p>
         </w:tc>
@@ -41845,7 +41845,7 @@
                 <w:sz w:val="19"/>
                 <w:szCs w:val="19"/>
               </w:rPr>
-              <w:t xml:space="preserve">Chapter 10</w:t>
+              <w:t xml:space="preserve">Chapter 11</w:t>
             </w:r>
           </w:p>
         </w:tc>
